--- a/outputs/goc/TRINITY_Appendix_C_Remaining_Work.docx
+++ b/outputs/goc/TRINITY_Appendix_C_Remaining_Work.docx
@@ -25,7 +25,7 @@
           <w:color w:val="B8860B"/>
           <w:sz w:val="28"/>
         </w:rPr>
-        <w:t>Appendix C — Remaining Work (30-Page Completion)</w:t>
+        <w:t>Appendix C — Remaining Work (30-Page Completion): Documented Version</w:t>
         <w:br/>
       </w:r>
     </w:p>
@@ -44,7 +44,7 @@
     </w:p>
     <w:p>
       <w:r>
-        <w:t>This appendix turns the master report from a foundation into the full 30-page investor-grade document. Each item lists the deliverable, the evidence required, and the preferred owner so the completion is trackable. Statuses: ⬜ not started | 🟡 drafting | ✅ done.</w:t>
+        <w:t>This appendix documents the remaining work to complete the 30-page investor report. Each gap is filled with draft content, sources, and estimates — labelled clearly: [VERIFIED] where sourced, [ESTIMATE] where illustrative, [TODO] where founder input or legal advice is required.</w:t>
       </w:r>
     </w:p>
     <w:p>
@@ -56,7 +56,458 @@
           <w:color w:val="0F1B2D"/>
           <w:sz w:val="36"/>
         </w:rPr>
-        <w:t>1. The 30-Page Target (Master Structure)</w:t>
+        <w:t>0. Executive View: What's Left to Do</w:t>
+      </w:r>
+    </w:p>
+    <w:tbl>
+      <w:tblPr>
+        <w:tblStyle w:val="LightGrid-Accent1"/>
+        <w:tblW w:type="auto" w:w="0"/>
+        <w:tblLook w:firstColumn="1" w:firstRow="1" w:lastColumn="0" w:lastRow="0" w:noHBand="0" w:noVBand="1" w:val="04A0"/>
+      </w:tblPr>
+      <w:tblGrid>
+        <w:gridCol w:w="2160"/>
+        <w:gridCol w:w="2160"/>
+        <w:gridCol w:w="2160"/>
+        <w:gridCol w:w="2160"/>
+      </w:tblGrid>
+      <w:tr>
+        <w:tc>
+          <w:tcPr>
+            <w:tcW w:type="dxa" w:w="2160"/>
+          </w:tcPr>
+          <w:p>
+            <w:r>
+              <w:t>Priority</w:t>
+            </w:r>
+          </w:p>
+        </w:tc>
+        <w:tc>
+          <w:tcPr>
+            <w:tcW w:type="dxa" w:w="2160"/>
+          </w:tcPr>
+          <w:p>
+            <w:r>
+              <w:t>Deliverable</w:t>
+            </w:r>
+          </w:p>
+        </w:tc>
+        <w:tc>
+          <w:tcPr>
+            <w:tcW w:type="dxa" w:w="2160"/>
+          </w:tcPr>
+          <w:p>
+            <w:r>
+              <w:t>Status</w:t>
+            </w:r>
+          </w:p>
+        </w:tc>
+        <w:tc>
+          <w:tcPr>
+            <w:tcW w:type="dxa" w:w="2160"/>
+          </w:tcPr>
+          <w:p>
+            <w:r>
+              <w:t>Blocks</w:t>
+            </w:r>
+          </w:p>
+        </w:tc>
+      </w:tr>
+      <w:tr>
+        <w:tc>
+          <w:tcPr>
+            <w:tcW w:type="dxa" w:w="2160"/>
+          </w:tcPr>
+          <w:p>
+            <w:r>
+              <w:t>1</w:t>
+            </w:r>
+          </w:p>
+        </w:tc>
+        <w:tc>
+          <w:tcPr>
+            <w:tcW w:type="dxa" w:w="2160"/>
+          </w:tcPr>
+          <w:p>
+            <w:r>
+              <w:t>TAM/SAM/SOM with sources</w:t>
+            </w:r>
+          </w:p>
+        </w:tc>
+        <w:tc>
+          <w:tcPr>
+            <w:tcW w:type="dxa" w:w="2160"/>
+          </w:tcPr>
+          <w:p>
+            <w:r>
+              <w:t>DOCUMENTED HERE (§1)</w:t>
+            </w:r>
+          </w:p>
+        </w:tc>
+        <w:tc>
+          <w:tcPr>
+            <w:tcW w:type="dxa" w:w="2160"/>
+          </w:tcPr>
+          <w:p>
+            <w:r>
+              <w:t>Valuation &amp; market credibility</w:t>
+            </w:r>
+          </w:p>
+        </w:tc>
+      </w:tr>
+      <w:tr>
+        <w:tc>
+          <w:tcPr>
+            <w:tcW w:type="dxa" w:w="2160"/>
+          </w:tcPr>
+          <w:p>
+            <w:r>
+              <w:t>2</w:t>
+            </w:r>
+          </w:p>
+        </w:tc>
+        <w:tc>
+          <w:tcPr>
+            <w:tcW w:type="dxa" w:w="2160"/>
+          </w:tcPr>
+          <w:p>
+            <w:r>
+              <w:t>Financial model (3-statement)</w:t>
+            </w:r>
+          </w:p>
+        </w:tc>
+        <w:tc>
+          <w:tcPr>
+            <w:tcW w:type="dxa" w:w="2160"/>
+          </w:tcPr>
+          <w:p>
+            <w:r>
+              <w:t>DOCUMENTED HERE (§3)</w:t>
+            </w:r>
+          </w:p>
+        </w:tc>
+        <w:tc>
+          <w:tcPr>
+            <w:tcW w:type="dxa" w:w="2160"/>
+          </w:tcPr>
+          <w:p>
+            <w:r>
+              <w:t>Round sizing, runway</w:t>
+            </w:r>
+          </w:p>
+        </w:tc>
+      </w:tr>
+      <w:tr>
+        <w:tc>
+          <w:tcPr>
+            <w:tcW w:type="dxa" w:w="2160"/>
+          </w:tcPr>
+          <w:p>
+            <w:r>
+              <w:t>3</w:t>
+            </w:r>
+          </w:p>
+        </w:tc>
+        <w:tc>
+          <w:tcPr>
+            <w:tcW w:type="dxa" w:w="2160"/>
+          </w:tcPr>
+          <w:p>
+            <w:r>
+              <w:t>Architecture diagrams</w:t>
+            </w:r>
+          </w:p>
+        </w:tc>
+        <w:tc>
+          <w:tcPr>
+            <w:tcW w:type="dxa" w:w="2160"/>
+          </w:tcPr>
+          <w:p>
+            <w:r>
+              <w:t>SPECS HERE (§4) — render needed</w:t>
+            </w:r>
+          </w:p>
+        </w:tc>
+        <w:tc>
+          <w:tcPr>
+            <w:tcW w:type="dxa" w:w="2160"/>
+          </w:tcPr>
+          <w:p>
+            <w:r>
+              <w:t>Technical credibility</w:t>
+            </w:r>
+          </w:p>
+        </w:tc>
+      </w:tr>
+      <w:tr>
+        <w:tc>
+          <w:tcPr>
+            <w:tcW w:type="dxa" w:w="2160"/>
+          </w:tcPr>
+          <w:p>
+            <w:r>
+              <w:t>4</w:t>
+            </w:r>
+          </w:p>
+        </w:tc>
+        <w:tc>
+          <w:tcPr>
+            <w:tcW w:type="dxa" w:w="2160"/>
+          </w:tcPr>
+          <w:p>
+            <w:r>
+              <w:t>Competitive landscape</w:t>
+            </w:r>
+          </w:p>
+        </w:tc>
+        <w:tc>
+          <w:tcPr>
+            <w:tcW w:type="dxa" w:w="2160"/>
+          </w:tcPr>
+          <w:p>
+            <w:r>
+              <w:t>DOCUMENTED HERE (§5)</w:t>
+            </w:r>
+          </w:p>
+        </w:tc>
+        <w:tc>
+          <w:tcPr>
+            <w:tcW w:type="dxa" w:w="2160"/>
+          </w:tcPr>
+          <w:p>
+            <w:r>
+              <w:t>Moat evidence</w:t>
+            </w:r>
+          </w:p>
+        </w:tc>
+      </w:tr>
+      <w:tr>
+        <w:tc>
+          <w:tcPr>
+            <w:tcW w:type="dxa" w:w="2160"/>
+          </w:tcPr>
+          <w:p>
+            <w:r>
+              <w:t>5</w:t>
+            </w:r>
+          </w:p>
+        </w:tc>
+        <w:tc>
+          <w:tcPr>
+            <w:tcW w:type="dxa" w:w="2160"/>
+          </w:tcPr>
+          <w:p>
+            <w:r>
+              <w:t>GTM channel + pricing</w:t>
+            </w:r>
+          </w:p>
+        </w:tc>
+        <w:tc>
+          <w:tcPr>
+            <w:tcW w:type="dxa" w:w="2160"/>
+          </w:tcPr>
+          <w:p>
+            <w:r>
+              <w:t>DOCUMENTED HERE (§3)</w:t>
+            </w:r>
+          </w:p>
+        </w:tc>
+        <w:tc>
+          <w:tcPr>
+            <w:tcW w:type="dxa" w:w="2160"/>
+          </w:tcPr>
+          <w:p>
+            <w:r>
+              <w:t>Repeatability</w:t>
+            </w:r>
+          </w:p>
+        </w:tc>
+      </w:tr>
+      <w:tr>
+        <w:tc>
+          <w:tcPr>
+            <w:tcW w:type="dxa" w:w="2160"/>
+          </w:tcPr>
+          <w:p>
+            <w:r>
+              <w:t>6</w:t>
+            </w:r>
+          </w:p>
+        </w:tc>
+        <w:tc>
+          <w:tcPr>
+            <w:tcW w:type="dxa" w:w="2160"/>
+          </w:tcPr>
+          <w:p>
+            <w:r>
+              <w:t>Hiring plan + budget</w:t>
+            </w:r>
+          </w:p>
+        </w:tc>
+        <w:tc>
+          <w:tcPr>
+            <w:tcW w:type="dxa" w:w="2160"/>
+          </w:tcPr>
+          <w:p>
+            <w:r>
+              <w:t>DOCUMENTED (§7)</w:t>
+            </w:r>
+          </w:p>
+        </w:tc>
+        <w:tc>
+          <w:tcPr>
+            <w:tcW w:type="dxa" w:w="2160"/>
+          </w:tcPr>
+          <w:p>
+            <w:r>
+              <w:t>Team + runway</w:t>
+            </w:r>
+          </w:p>
+        </w:tc>
+      </w:tr>
+      <w:tr>
+        <w:tc>
+          <w:tcPr>
+            <w:tcW w:type="dxa" w:w="2160"/>
+          </w:tcPr>
+          <w:p>
+            <w:r>
+              <w:t>7</w:t>
+            </w:r>
+          </w:p>
+        </w:tc>
+        <w:tc>
+          <w:tcPr>
+            <w:tcW w:type="dxa" w:w="2160"/>
+          </w:tcPr>
+          <w:p>
+            <w:r>
+              <w:t>Valuation + cap-table</w:t>
+            </w:r>
+          </w:p>
+        </w:tc>
+        <w:tc>
+          <w:tcPr>
+            <w:tcW w:type="dxa" w:w="2160"/>
+          </w:tcPr>
+          <w:p>
+            <w:r>
+              <w:t>OUTLINE (§8)</w:t>
+            </w:r>
+          </w:p>
+        </w:tc>
+        <w:tc>
+          <w:tcPr>
+            <w:tcW w:type="dxa" w:w="2160"/>
+          </w:tcPr>
+          <w:p>
+            <w:r>
+              <w:t>Round terms</w:t>
+            </w:r>
+          </w:p>
+        </w:tc>
+      </w:tr>
+    </w:tbl>
+    <w:p/>
+    <w:p>
+      <w:r>
+        <w:t>Items 1–5 are substantive-drafted below. Items 6–8 have outlines with TODO inputs from the founder. The master DOCX rebuild (`build_trinity_report.py`) merges whatever lands here into pages 4, 14, 16, 18, 19, 22, 25, 26.</w:t>
+      </w:r>
+    </w:p>
+    <w:p>
+      <w:pPr>
+        <w:pStyle w:val="Heading1"/>
+      </w:pPr>
+      <w:r>
+        <w:rPr>
+          <w:color w:val="0F1B2D"/>
+          <w:sz w:val="36"/>
+        </w:rPr>
+        <w:t>1. India AI Opportunity — Documented</w:t>
+      </w:r>
+    </w:p>
+    <w:p>
+      <w:pPr>
+        <w:pStyle w:val="Heading2"/>
+      </w:pPr>
+      <w:r>
+        <w:rPr>
+          <w:color w:val="B8860B"/>
+          <w:sz w:val="28"/>
+        </w:rPr>
+        <w:t>1.1 IndiaAI Mission context [VERIFIED — daily-brief sources, Aug 2026]</w:t>
+      </w:r>
+    </w:p>
+    <w:p>
+      <w:pPr>
+        <w:pStyle w:val="ListBullet"/>
+      </w:pPr>
+      <w:r>
+        <w:t>IndiaAI compute capacity exceeds 34,000 GPUs; AI Kosh hosts 367+ datasets; 500+ proposals for India-specific foundation models; 20 sovereign models to be supported (DD News / CXO Today, Jul–Aug 2026)</w:t>
+      </w:r>
+    </w:p>
+    <w:p>
+      <w:pPr>
+        <w:pStyle w:val="ListBullet"/>
+      </w:pPr>
+      <w:r>
+        <w:t>TIDE 2.0 runs through 51 incubators, ~2,000 tech startups over 5 years (Startup India portal)</w:t>
+      </w:r>
+    </w:p>
+    <w:p>
+      <w:pPr>
+        <w:pStyle w:val="ListBullet"/>
+      </w:pPr>
+      <w:r>
+        <w:t>India AI market growing &gt;25%/yr (analyst consensus). On-device/edge AI is the fastest-growing sub-segment.</w:t>
+      </w:r>
+    </w:p>
+    <w:p>
+      <w:pPr>
+        <w:pStyle w:val="Heading2"/>
+      </w:pPr>
+      <w:r>
+        <w:rPr>
+          <w:color w:val="B8860B"/>
+          <w:sz w:val="28"/>
+        </w:rPr>
+        <w:t>1.2 Why India wins the edge AI race</w:t>
+      </w:r>
+    </w:p>
+    <w:p>
+      <w:pPr>
+        <w:pStyle w:val="ListBullet"/>
+      </w:pPr>
+      <w:r>
+        <w:t>900M+ Indians have unreliable broadband — on-device AI is the only deliverable path (RBI/IMRB access context).</w:t>
+      </w:r>
+    </w:p>
+    <w:p>
+      <w:pPr>
+        <w:pStyle w:val="ListBullet"/>
+      </w:pPr>
+      <w:r>
+        <w:t>DPDP 2023 forces data-local privacy compliance — on-device inference is compliant by design.</w:t>
+      </w:r>
+    </w:p>
+    <w:p>
+      <w:pPr>
+        <w:pStyle w:val="ListBullet"/>
+      </w:pPr>
+      <w:r>
+        <w:t>No credible Indian on-device multimodal assistant exists today (competitive scan, §5).</w:t>
+      </w:r>
+    </w:p>
+    <w:p>
+      <w:pPr>
+        <w:pStyle w:val="Heading2"/>
+      </w:pPr>
+      <w:r>
+        <w:rPr>
+          <w:color w:val="B8860B"/>
+          <w:sz w:val="28"/>
+        </w:rPr>
+        <w:t>1.3 Competitive snapshot (US/China/EU/India) [ESTIMATED]</w:t>
       </w:r>
     </w:p>
     <w:tbl>
@@ -77,7 +528,7 @@
           </w:tcPr>
           <w:p>
             <w:r>
-              <w:t>Pages</w:t>
+              <w:t>Region</w:t>
             </w:r>
           </w:p>
         </w:tc>
@@ -87,7 +538,7 @@
           </w:tcPr>
           <w:p>
             <w:r>
-              <w:t>Section</w:t>
+              <w:t>Position</w:t>
             </w:r>
           </w:p>
         </w:tc>
@@ -97,7 +548,2083 @@
           </w:tcPr>
           <w:p>
             <w:r>
-              <w:t>Status</w:t>
+              <w:t>Implication for TRINITY</w:t>
+            </w:r>
+          </w:p>
+        </w:tc>
+      </w:tr>
+      <w:tr>
+        <w:tc>
+          <w:tcPr>
+            <w:tcW w:type="dxa" w:w="2880"/>
+          </w:tcPr>
+          <w:p>
+            <w:r>
+              <w:t>US</w:t>
+            </w:r>
+          </w:p>
+        </w:tc>
+        <w:tc>
+          <w:tcPr>
+            <w:tcW w:type="dxa" w:w="2880"/>
+          </w:tcPr>
+          <w:p>
+            <w:r>
+              <w:t>Cloud-first; largest models; no sovereignty offering</w:t>
+            </w:r>
+          </w:p>
+        </w:tc>
+        <w:tc>
+          <w:tcPr>
+            <w:tcW w:type="dxa" w:w="2880"/>
+          </w:tcPr>
+          <w:p>
+            <w:r>
+              <w:t>We are cheaper at the edge, private by design</w:t>
+            </w:r>
+          </w:p>
+        </w:tc>
+      </w:tr>
+      <w:tr>
+        <w:tc>
+          <w:tcPr>
+            <w:tcW w:type="dxa" w:w="2880"/>
+          </w:tcPr>
+          <w:p>
+            <w:r>
+              <w:t>China</w:t>
+            </w:r>
+          </w:p>
+        </w:tc>
+        <w:tc>
+          <w:tcPr>
+            <w:tcW w:type="dxa" w:w="2880"/>
+          </w:tcPr>
+          <w:p>
+            <w:r>
+              <w:t>Full sovereign stack exists</w:t>
+            </w:r>
+          </w:p>
+        </w:tc>
+        <w:tc>
+          <w:tcPr>
+            <w:tcW w:type="dxa" w:w="2880"/>
+          </w:tcPr>
+          <w:p>
+            <w:r>
+              <w:t>Proof the model works; India needs its own</w:t>
+            </w:r>
+          </w:p>
+        </w:tc>
+      </w:tr>
+      <w:tr>
+        <w:tc>
+          <w:tcPr>
+            <w:tcW w:type="dxa" w:w="2880"/>
+          </w:tcPr>
+          <w:p>
+            <w:r>
+              <w:t>EU</w:t>
+            </w:r>
+          </w:p>
+        </w:tc>
+        <w:tc>
+          <w:tcPr>
+            <w:tcW w:type="dxa" w:w="2880"/>
+          </w:tcPr>
+          <w:p>
+            <w:r>
+              <w:t>Regulatory comfort (AI Act); still cloud-dependent</w:t>
+            </w:r>
+          </w:p>
+        </w:tc>
+        <w:tc>
+          <w:tcPr>
+            <w:tcW w:type="dxa" w:w="2880"/>
+          </w:tcPr>
+          <w:p>
+            <w:r>
+              <w:t>Privacy positioning maps globally</w:t>
+            </w:r>
+          </w:p>
+        </w:tc>
+      </w:tr>
+      <w:tr>
+        <w:tc>
+          <w:tcPr>
+            <w:tcW w:type="dxa" w:w="2880"/>
+          </w:tcPr>
+          <w:p>
+            <w:r>
+              <w:t>India</w:t>
+            </w:r>
+          </w:p>
+        </w:tc>
+        <w:tc>
+          <w:tcPr>
+            <w:tcW w:type="dxa" w:w="2880"/>
+          </w:tcPr>
+          <w:p>
+            <w:r>
+              <w:t>Fragmented; no full-stack sovereign player</w:t>
+            </w:r>
+          </w:p>
+        </w:tc>
+        <w:tc>
+          <w:tcPr>
+            <w:tcW w:type="dxa" w:w="2880"/>
+          </w:tcPr>
+          <w:p>
+            <w:r>
+              <w:t>First-mover for government + enterprise</w:t>
+            </w:r>
+          </w:p>
+        </w:tc>
+      </w:tr>
+    </w:tbl>
+    <w:p/>
+    <w:p>
+      <w:pPr>
+        <w:pStyle w:val="Heading1"/>
+      </w:pPr>
+      <w:r>
+        <w:rPr>
+          <w:color w:val="0F1B2D"/>
+          <w:sz w:val="36"/>
+        </w:rPr>
+        <w:t>3. TAM / SAM / SOM — Documented</w:t>
+      </w:r>
+    </w:p>
+    <w:p>
+      <w:pPr>
+        <w:pStyle w:val="Heading2"/>
+      </w:pPr>
+      <w:r>
+        <w:rPr>
+          <w:color w:val="B8860B"/>
+          <w:sz w:val="28"/>
+        </w:rPr>
+        <w:t>Methodology</w:t>
+      </w:r>
+    </w:p>
+    <w:p>
+      <w:r>
+        <w:t>Top-down TAM from published market reports (India AI), bottom-up SAM from addressable segments (on-device + sovereign), SOM from conservative penetration targets. All figures [ESTIMATED] unless cited.</w:t>
+      </w:r>
+    </w:p>
+    <w:p>
+      <w:pPr>
+        <w:pStyle w:val="Heading2"/>
+      </w:pPr>
+      <w:r>
+        <w:rPr>
+          <w:color w:val="B8860B"/>
+          <w:sz w:val="28"/>
+        </w:rPr>
+        <w:t>TAM</w:t>
+      </w:r>
+    </w:p>
+    <w:p>
+      <w:pPr>
+        <w:pStyle w:val="ListBullet"/>
+      </w:pPr>
+      <w:r>
+        <w:t>India AI total spend 2026E: ~$12–15B (policy + industry reports, [ESTIMATE]). Global AI market by 2030: $800B+ (multiple analysts).</w:t>
+      </w:r>
+    </w:p>
+    <w:p>
+      <w:r>
+        <w:t>What it captures: compute, models, applications, services spend across private + government in India.</w:t>
+      </w:r>
+    </w:p>
+    <w:p>
+      <w:pPr>
+        <w:pStyle w:val="Heading2"/>
+      </w:pPr>
+      <w:r>
+        <w:rPr>
+          <w:color w:val="B8860B"/>
+          <w:sz w:val="28"/>
+        </w:rPr>
+        <w:t>SAM</w:t>
+      </w:r>
+    </w:p>
+    <w:p>
+      <w:pPr>
+        <w:pStyle w:val="ListBullet"/>
+      </w:pPr>
+      <w:r>
+        <w:t>Serviceable = our deliverable segments: enterprise AI (B2B + gov contracting) + on-device Indian-language AI + developer/SDK.</w:t>
+      </w:r>
+    </w:p>
+    <w:p>
+      <w:pPr>
+        <w:pStyle w:val="ListBullet"/>
+      </w:pPr>
+      <w:r>
+        <w:t>Estimate: ~$4–6B by 2028 in India for on-device + sovereign-aligned AI (edge devices, government, enterprise pilots).</w:t>
+      </w:r>
+    </w:p>
+    <w:p>
+      <w:pPr>
+        <w:pStyle w:val="Heading2"/>
+      </w:pPr>
+      <w:r>
+        <w:rPr>
+          <w:color w:val="B8860B"/>
+          <w:sz w:val="28"/>
+        </w:rPr>
+        <w:t>SOM</w:t>
+      </w:r>
+    </w:p>
+    <w:p>
+      <w:pPr>
+        <w:pStyle w:val="ListBullet"/>
+      </w:pPr>
+      <w:r>
+        <w:t>Conservative: 1% of SAM by year 5 ≈ $40–60M ARR (≈ ₹330–500 cr) [ESTIMATE], phased by five pillars.</w:t>
+      </w:r>
+    </w:p>
+    <w:p>
+      <w:pPr>
+        <w:pStyle w:val="ListBullet"/>
+      </w:pPr>
+      <w:r>
+        <w:t>Bearing: component of the funding ladder (₹100–500 cr stage) consistent with ~$40–60M ARR.</w:t>
+      </w:r>
+    </w:p>
+    <w:p>
+      <w:r>
+        <w:t>Data is directional; each vertical (health/edu/agri/defence) gets a bottom-up sheet in the financial workbook (Appendix D proposed).</w:t>
+      </w:r>
+    </w:p>
+    <w:p>
+      <w:pPr>
+        <w:pStyle w:val="Heading1"/>
+      </w:pPr>
+      <w:r>
+        <w:rPr>
+          <w:color w:val="0F1B2D"/>
+          <w:sz w:val="36"/>
+        </w:rPr>
+        <w:t>3. Financial Model — Documented Simplification</w:t>
+      </w:r>
+    </w:p>
+    <w:p>
+      <w:pPr>
+        <w:pStyle w:val="Heading2"/>
+      </w:pPr>
+      <w:r>
+        <w:rPr>
+          <w:color w:val="B8860B"/>
+          <w:sz w:val="28"/>
+        </w:rPr>
+        <w:t>3.1 Revenue model by pillar</w:t>
+      </w:r>
+    </w:p>
+    <w:tbl>
+      <w:tblPr>
+        <w:tblStyle w:val="LightGrid-Accent1"/>
+        <w:tblW w:type="auto" w:w="0"/>
+        <w:tblLook w:firstColumn="1" w:firstRow="1" w:lastColumn="0" w:lastRow="0" w:noHBand="0" w:noVBand="1" w:val="04A0"/>
+      </w:tblPr>
+      <w:tblGrid>
+        <w:gridCol w:w="1728"/>
+        <w:gridCol w:w="1728"/>
+        <w:gridCol w:w="1728"/>
+        <w:gridCol w:w="1728"/>
+        <w:gridCol w:w="1728"/>
+      </w:tblGrid>
+      <w:tr>
+        <w:tc>
+          <w:tcPr>
+            <w:tcW w:type="dxa" w:w="1728"/>
+          </w:tcPr>
+          <w:p>
+            <w:r>
+              <w:t>Line</w:t>
+            </w:r>
+          </w:p>
+        </w:tc>
+        <w:tc>
+          <w:tcPr>
+            <w:tcW w:type="dxa" w:w="1728"/>
+          </w:tcPr>
+          <w:p>
+            <w:r>
+              <w:t>Y1</w:t>
+            </w:r>
+          </w:p>
+        </w:tc>
+        <w:tc>
+          <w:tcPr>
+            <w:tcW w:type="dxa" w:w="1728"/>
+          </w:tcPr>
+          <w:p>
+            <w:r>
+              <w:t>Y3</w:t>
+            </w:r>
+          </w:p>
+        </w:tc>
+        <w:tc>
+          <w:tcPr>
+            <w:tcW w:type="dxa" w:w="1728"/>
+          </w:tcPr>
+          <w:p>
+            <w:r>
+              <w:t>Y5</w:t>
+            </w:r>
+          </w:p>
+        </w:tc>
+        <w:tc>
+          <w:tcPr>
+            <w:tcW w:type="dxa" w:w="1728"/>
+          </w:tcPr>
+          <w:p>
+            <w:r>
+              <w:t>Y10</w:t>
+            </w:r>
+          </w:p>
+        </w:tc>
+      </w:tr>
+      <w:tr>
+        <w:tc>
+          <w:tcPr>
+            <w:tcW w:type="dxa" w:w="1728"/>
+          </w:tcPr>
+          <w:p>
+            <w:r>
+              <w:t>SIA Edge consumer (freemium→premium)</w:t>
+            </w:r>
+          </w:p>
+        </w:tc>
+        <w:tc>
+          <w:tcPr>
+            <w:tcW w:type="dxa" w:w="1728"/>
+          </w:tcPr>
+          <w:p>
+            <w:r>
+              <w:t>₹0</w:t>
+            </w:r>
+          </w:p>
+        </w:tc>
+        <w:tc>
+          <w:tcPr>
+            <w:tcW w:type="dxa" w:w="1728"/>
+          </w:tcPr>
+          <w:p>
+            <w:r>
+              <w:t>₹2Cr</w:t>
+            </w:r>
+          </w:p>
+        </w:tc>
+        <w:tc>
+          <w:tcPr>
+            <w:tcW w:type="dxa" w:w="1728"/>
+          </w:tcPr>
+          <w:p>
+            <w:r>
+              <w:t>₹8Cr</w:t>
+            </w:r>
+          </w:p>
+        </w:tc>
+        <w:tc>
+          <w:tcPr>
+            <w:tcW w:type="dxa" w:w="1728"/>
+          </w:tcPr>
+          <w:p>
+            <w:r>
+              <w:t>₹50Cr</w:t>
+            </w:r>
+          </w:p>
+        </w:tc>
+      </w:tr>
+      <w:tr>
+        <w:tc>
+          <w:tcPr>
+            <w:tcW w:type="dxa" w:w="1728"/>
+          </w:tcPr>
+          <w:p>
+            <w:r>
+              <w:t>SIA API (cloud tier)</w:t>
+            </w:r>
+          </w:p>
+        </w:tc>
+        <w:tc>
+          <w:tcPr>
+            <w:tcW w:type="dxa" w:w="1728"/>
+          </w:tcPr>
+          <w:p>
+            <w:r>
+              <w:t>₹0</w:t>
+            </w:r>
+          </w:p>
+        </w:tc>
+        <w:tc>
+          <w:tcPr>
+            <w:tcW w:type="dxa" w:w="1728"/>
+          </w:tcPr>
+          <w:p>
+            <w:r>
+              <w:t>₹1Cr</w:t>
+            </w:r>
+          </w:p>
+        </w:tc>
+        <w:tc>
+          <w:tcPr>
+            <w:tcW w:type="dxa" w:w="1728"/>
+          </w:tcPr>
+          <w:p>
+            <w:r>
+              <w:t>₹10Cr</w:t>
+            </w:r>
+          </w:p>
+        </w:tc>
+        <w:tc>
+          <w:tcPr>
+            <w:tcW w:type="dxa" w:w="1728"/>
+          </w:tcPr>
+          <w:p>
+            <w:r>
+              <w:t>₹60Cr</w:t>
+            </w:r>
+          </w:p>
+        </w:tc>
+      </w:tr>
+      <w:tr>
+        <w:tc>
+          <w:tcPr>
+            <w:tcW w:type="dxa" w:w="1728"/>
+          </w:tcPr>
+          <w:p>
+            <w:r>
+              <w:t>Enterprise subscriptions (SIA Pro)</w:t>
+            </w:r>
+          </w:p>
+        </w:tc>
+        <w:tc>
+          <w:tcPr>
+            <w:tcW w:type="dxa" w:w="1728"/>
+          </w:tcPr>
+          <w:p>
+            <w:r>
+              <w:t>₹0</w:t>
+            </w:r>
+          </w:p>
+        </w:tc>
+        <w:tc>
+          <w:tcPr>
+            <w:tcW w:type="dxa" w:w="1728"/>
+          </w:tcPr>
+          <w:p>
+            <w:r>
+              <w:t>₹5Cr</w:t>
+            </w:r>
+          </w:p>
+        </w:tc>
+        <w:tc>
+          <w:tcPr>
+            <w:tcW w:type="dxa" w:w="1728"/>
+          </w:tcPr>
+          <w:p>
+            <w:r>
+              <w:t>₹25Cr</w:t>
+            </w:r>
+          </w:p>
+        </w:tc>
+        <w:tc>
+          <w:tcPr>
+            <w:tcW w:type="dxa" w:w="1728"/>
+          </w:tcPr>
+          <w:p>
+            <w:r>
+              <w:t>₹150Cr</w:t>
+            </w:r>
+          </w:p>
+        </w:tc>
+      </w:tr>
+      <w:tr>
+        <w:tc>
+          <w:tcPr>
+            <w:tcW w:type="dxa" w:w="1728"/>
+          </w:tcPr>
+          <w:p>
+            <w:r>
+              <w:t>Government contracts</w:t>
+            </w:r>
+          </w:p>
+        </w:tc>
+        <w:tc>
+          <w:tcPr>
+            <w:tcW w:type="dxa" w:w="1728"/>
+          </w:tcPr>
+          <w:p>
+            <w:r>
+              <w:t>₹0</w:t>
+            </w:r>
+          </w:p>
+        </w:tc>
+        <w:tc>
+          <w:tcPr>
+            <w:tcW w:type="dxa" w:w="1728"/>
+          </w:tcPr>
+          <w:p>
+            <w:r>
+              <w:t>₹3Cr</w:t>
+            </w:r>
+          </w:p>
+        </w:tc>
+        <w:tc>
+          <w:tcPr>
+            <w:tcW w:type="dxa" w:w="1728"/>
+          </w:tcPr>
+          <w:p>
+            <w:r>
+              <w:t>₹15Cr</w:t>
+            </w:r>
+          </w:p>
+        </w:tc>
+        <w:tc>
+          <w:tcPr>
+            <w:tcW w:type="dxa" w:w="1728"/>
+          </w:tcPr>
+          <w:p>
+            <w:r>
+              <w:t>₹80Cr</w:t>
+            </w:r>
+          </w:p>
+        </w:tc>
+      </w:tr>
+      <w:tr>
+        <w:tc>
+          <w:tcPr>
+            <w:tcW w:type="dxa" w:w="1728"/>
+          </w:tcPr>
+          <w:p>
+            <w:r>
+              <w:t>GPU cloud + services (post-Year 4)</w:t>
+            </w:r>
+          </w:p>
+        </w:tc>
+        <w:tc>
+          <w:tcPr>
+            <w:tcW w:type="dxa" w:w="1728"/>
+          </w:tcPr>
+          <w:p>
+            <w:r>
+              <w:t>₹0</w:t>
+            </w:r>
+          </w:p>
+        </w:tc>
+        <w:tc>
+          <w:tcPr>
+            <w:tcW w:type="dxa" w:w="1728"/>
+          </w:tcPr>
+          <w:p>
+            <w:r>
+              <w:t>₹0</w:t>
+            </w:r>
+          </w:p>
+        </w:tc>
+        <w:tc>
+          <w:tcPr>
+            <w:tcW w:type="dxa" w:w="1728"/>
+          </w:tcPr>
+          <w:p>
+            <w:r>
+              <w:t>₹10Cr</w:t>
+            </w:r>
+          </w:p>
+        </w:tc>
+        <w:tc>
+          <w:tcPr>
+            <w:tcW w:type="dxa" w:w="1728"/>
+          </w:tcPr>
+          <w:p>
+            <w:r>
+              <w:t>₹120Cr</w:t>
+            </w:r>
+          </w:p>
+        </w:tc>
+      </w:tr>
+      <w:tr>
+        <w:tc>
+          <w:tcPr>
+            <w:tcW w:type="dxa" w:w="1728"/>
+          </w:tcPr>
+          <w:p>
+            <w:r>
+              <w:t>TOTAL (illustrative)</w:t>
+            </w:r>
+          </w:p>
+        </w:tc>
+        <w:tc>
+          <w:tcPr>
+            <w:tcW w:type="dxa" w:w="1728"/>
+          </w:tcPr>
+          <w:p>
+            <w:r>
+              <w:t>₹0</w:t>
+            </w:r>
+          </w:p>
+        </w:tc>
+        <w:tc>
+          <w:tcPr>
+            <w:tcW w:type="dxa" w:w="1728"/>
+          </w:tcPr>
+          <w:p>
+            <w:r>
+              <w:t>~₹11Cr</w:t>
+            </w:r>
+          </w:p>
+        </w:tc>
+        <w:tc>
+          <w:tcPr>
+            <w:tcW w:type="dxa" w:w="1728"/>
+          </w:tcPr>
+          <w:p>
+            <w:r>
+              <w:t>~₹68Cr</w:t>
+            </w:r>
+          </w:p>
+        </w:tc>
+        <w:tc>
+          <w:tcPr>
+            <w:tcW w:type="dxa" w:w="1728"/>
+          </w:tcPr>
+          <w:p>
+            <w:r>
+              <w:t>~₹460Cr</w:t>
+            </w:r>
+          </w:p>
+        </w:tc>
+      </w:tr>
+    </w:tbl>
+    <w:p/>
+    <w:p>
+      <w:r>
+        <w:t>These are illustrative builds to show shape; replace with modelled unit economics (CAC/LTV per tier) before sharing. [ESTIMATE] — needs a 3-statement build (P&amp;L, BS, CF) with expense build-up (compute, headcount, capex for cluster).</w:t>
+      </w:r>
+    </w:p>
+    <w:p>
+      <w:pPr>
+        <w:pStyle w:val="Heading2"/>
+      </w:pPr>
+      <w:r>
+        <w:rPr>
+          <w:color w:val="B8860B"/>
+          <w:sz w:val="28"/>
+        </w:rPr>
+        <w:t>3.2 Unit economics (indicative)</w:t>
+      </w:r>
+    </w:p>
+    <w:tbl>
+      <w:tblPr>
+        <w:tblStyle w:val="LightGrid-Accent1"/>
+        <w:tblW w:type="auto" w:w="0"/>
+        <w:tblLook w:firstColumn="1" w:firstRow="1" w:lastColumn="0" w:lastRow="0" w:noHBand="0" w:noVBand="1" w:val="04A0"/>
+      </w:tblPr>
+      <w:tblGrid>
+        <w:gridCol w:w="2880"/>
+        <w:gridCol w:w="2880"/>
+        <w:gridCol w:w="2880"/>
+      </w:tblGrid>
+      <w:tr>
+        <w:tc>
+          <w:tcPr>
+            <w:tcW w:type="dxa" w:w="2880"/>
+          </w:tcPr>
+          <w:p>
+            <w:r>
+              <w:t>Metric</w:t>
+            </w:r>
+          </w:p>
+        </w:tc>
+        <w:tc>
+          <w:tcPr>
+            <w:tcW w:type="dxa" w:w="2880"/>
+          </w:tcPr>
+          <w:p>
+            <w:r>
+              <w:t>Target</w:t>
+            </w:r>
+          </w:p>
+        </w:tc>
+        <w:tc>
+          <w:tcPr>
+            <w:tcW w:type="dxa" w:w="2880"/>
+          </w:tcPr>
+          <w:p>
+            <w:r>
+              <w:t>Notes</w:t>
+            </w:r>
+          </w:p>
+        </w:tc>
+      </w:tr>
+      <w:tr>
+        <w:tc>
+          <w:tcPr>
+            <w:tcW w:type="dxa" w:w="2880"/>
+          </w:tcPr>
+          <w:p>
+            <w:r>
+              <w:t>Gross margin</w:t>
+            </w:r>
+          </w:p>
+        </w:tc>
+        <w:tc>
+          <w:tcPr>
+            <w:tcW w:type="dxa" w:w="2880"/>
+          </w:tcPr>
+          <w:p>
+            <w:r>
+              <w:t>70–85%</w:t>
+            </w:r>
+          </w:p>
+        </w:tc>
+        <w:tc>
+          <w:tcPr>
+            <w:tcW w:type="dxa" w:w="2880"/>
+          </w:tcPr>
+          <w:p>
+            <w:r>
+              <w:t>Edge is almost zero marginal cost; cloud has GPU cost</w:t>
+            </w:r>
+          </w:p>
+        </w:tc>
+      </w:tr>
+      <w:tr>
+        <w:tc>
+          <w:tcPr>
+            <w:tcW w:type="dxa" w:w="2880"/>
+          </w:tcPr>
+          <w:p>
+            <w:r>
+              <w:t>Enterprise CAC</w:t>
+            </w:r>
+          </w:p>
+        </w:tc>
+        <w:tc>
+          <w:tcPr>
+            <w:tcW w:type="dxa" w:w="2880"/>
+          </w:tcPr>
+          <w:p>
+            <w:r>
+              <w:t>₹2–5 lakh</w:t>
+            </w:r>
+          </w:p>
+        </w:tc>
+        <w:tc>
+          <w:tcPr>
+            <w:tcW w:type="dxa" w:w="2880"/>
+          </w:tcPr>
+          <w:p>
+            <w:r>
+              <w:t>Direct sales + gov partnerships</w:t>
+            </w:r>
+          </w:p>
+        </w:tc>
+      </w:tr>
+      <w:tr>
+        <w:tc>
+          <w:tcPr>
+            <w:tcW w:type="dxa" w:w="2880"/>
+          </w:tcPr>
+          <w:p>
+            <w:r>
+              <w:t>Enterprise LTV</w:t>
+            </w:r>
+          </w:p>
+        </w:tc>
+        <w:tc>
+          <w:tcPr>
+            <w:tcW w:type="dxa" w:w="2880"/>
+          </w:tcPr>
+          <w:p>
+            <w:r>
+              <w:t>₹30+ lakh over 4 yrs</w:t>
+            </w:r>
+          </w:p>
+        </w:tc>
+        <w:tc>
+          <w:tcPr>
+            <w:tcW w:type="dxa" w:w="2880"/>
+          </w:tcPr>
+          <w:p>
+            <w:r>
+              <w:t>Multi-year renewals + agents</w:t>
+            </w:r>
+          </w:p>
+        </w:tc>
+      </w:tr>
+      <w:tr>
+        <w:tc>
+          <w:tcPr>
+            <w:tcW w:type="dxa" w:w="2880"/>
+          </w:tcPr>
+          <w:p>
+            <w:r>
+              <w:t>LTV/CAC</w:t>
+            </w:r>
+          </w:p>
+        </w:tc>
+        <w:tc>
+          <w:tcPr>
+            <w:tcW w:type="dxa" w:w="2880"/>
+          </w:tcPr>
+          <w:p>
+            <w:r>
+              <w:t>&gt;3 (target 4–6×)</w:t>
+            </w:r>
+          </w:p>
+        </w:tc>
+        <w:tc>
+          <w:tcPr>
+            <w:tcW w:type="dxa" w:w="2880"/>
+          </w:tcPr>
+          <w:p>
+            <w:r>
+              <w:t>Healthy SaaS</w:t>
+            </w:r>
+          </w:p>
+        </w:tc>
+      </w:tr>
+      <w:tr>
+        <w:tc>
+          <w:tcPr>
+            <w:tcW w:type="dxa" w:w="2880"/>
+          </w:tcPr>
+          <w:p>
+            <w:r>
+              <w:t>Churn</w:t>
+            </w:r>
+          </w:p>
+        </w:tc>
+        <w:tc>
+          <w:tcPr>
+            <w:tcW w:type="dxa" w:w="2880"/>
+          </w:tcPr>
+          <w:p>
+            <w:r>
+              <w:t>&lt;5%/yr enterprise</w:t>
+            </w:r>
+          </w:p>
+        </w:tc>
+        <w:tc>
+          <w:tcPr>
+            <w:tcW w:type="dxa" w:w="2880"/>
+          </w:tcPr>
+          <w:p>
+            <w:r>
+              <w:t>Switch costs high</w:t>
+            </w:r>
+          </w:p>
+        </w:tc>
+      </w:tr>
+    </w:tbl>
+    <w:p/>
+    <w:p>
+      <w:pPr>
+        <w:pStyle w:val="Heading2"/>
+      </w:pPr>
+      <w:r>
+        <w:rPr>
+          <w:color w:val="B8860B"/>
+          <w:sz w:val="28"/>
+        </w:rPr>
+        <w:t>3.3 Funding profile</w:t>
+      </w:r>
+    </w:p>
+    <w:tbl>
+      <w:tblPr>
+        <w:tblStyle w:val="LightGrid-Accent1"/>
+        <w:tblW w:type="auto" w:w="0"/>
+        <w:tblLook w:firstColumn="1" w:firstRow="1" w:lastColumn="0" w:lastRow="0" w:noHBand="0" w:noVBand="1" w:val="04A0"/>
+      </w:tblPr>
+      <w:tblGrid>
+        <w:gridCol w:w="2160"/>
+        <w:gridCol w:w="2160"/>
+        <w:gridCol w:w="2160"/>
+        <w:gridCol w:w="2160"/>
+      </w:tblGrid>
+      <w:tr>
+        <w:tc>
+          <w:tcPr>
+            <w:tcW w:type="dxa" w:w="2160"/>
+          </w:tcPr>
+          <w:p>
+            <w:r>
+              <w:t>Stage</w:t>
+            </w:r>
+          </w:p>
+        </w:tc>
+        <w:tc>
+          <w:tcPr>
+            <w:tcW w:type="dxa" w:w="2160"/>
+          </w:tcPr>
+          <w:p>
+            <w:r>
+              <w:t>Amount</w:t>
+            </w:r>
+          </w:p>
+        </w:tc>
+        <w:tc>
+          <w:tcPr>
+            <w:tcW w:type="dxa" w:w="2160"/>
+          </w:tcPr>
+          <w:p>
+            <w:r>
+              <w:t>Use</w:t>
+            </w:r>
+          </w:p>
+        </w:tc>
+        <w:tc>
+          <w:tcPr>
+            <w:tcW w:type="dxa" w:w="2160"/>
+          </w:tcPr>
+          <w:p>
+            <w:r>
+              <w:t>Expected metric</w:t>
+            </w:r>
+          </w:p>
+        </w:tc>
+      </w:tr>
+      <w:tr>
+        <w:tc>
+          <w:tcPr>
+            <w:tcW w:type="dxa" w:w="2160"/>
+          </w:tcPr>
+          <w:p>
+            <w:r>
+              <w:t>MVP</w:t>
+            </w:r>
+          </w:p>
+        </w:tc>
+        <w:tc>
+          <w:tcPr>
+            <w:tcW w:type="dxa" w:w="2160"/>
+          </w:tcPr>
+          <w:p>
+            <w:r>
+              <w:t>₹2–10 Cr</w:t>
+            </w:r>
+          </w:p>
+        </w:tc>
+        <w:tc>
+          <w:tcPr>
+            <w:tcW w:type="dxa" w:w="2160"/>
+          </w:tcPr>
+          <w:p>
+            <w:r>
+              <w:t>Team, prototype, compute</w:t>
+            </w:r>
+          </w:p>
+        </w:tc>
+        <w:tc>
+          <w:tcPr>
+            <w:tcW w:type="dxa" w:w="2160"/>
+          </w:tcPr>
+          <w:p>
+            <w:r>
+              <w:t>Demo + 5 pilots</w:t>
+            </w:r>
+          </w:p>
+        </w:tc>
+      </w:tr>
+      <w:tr>
+        <w:tc>
+          <w:tcPr>
+            <w:tcW w:type="dxa" w:w="2160"/>
+          </w:tcPr>
+          <w:p>
+            <w:r>
+              <w:t>Growth</w:t>
+            </w:r>
+          </w:p>
+        </w:tc>
+        <w:tc>
+          <w:tcPr>
+            <w:tcW w:type="dxa" w:w="2160"/>
+          </w:tcPr>
+          <w:p>
+            <w:r>
+              <w:t>₹25–100 Cr</w:t>
+            </w:r>
+          </w:p>
+        </w:tc>
+        <w:tc>
+          <w:tcPr>
+            <w:tcW w:type="dxa" w:w="2160"/>
+          </w:tcPr>
+          <w:p>
+            <w:r>
+              <w:t>Foundation models, data</w:t>
+            </w:r>
+          </w:p>
+        </w:tc>
+        <w:tc>
+          <w:tcPr>
+            <w:tcW w:type="dxa" w:w="2160"/>
+          </w:tcPr>
+          <w:p>
+            <w:r>
+              <w:t>100k users / gov pilot</w:t>
+            </w:r>
+          </w:p>
+        </w:tc>
+      </w:tr>
+      <w:tr>
+        <w:tc>
+          <w:tcPr>
+            <w:tcW w:type="dxa" w:w="2160"/>
+          </w:tcPr>
+          <w:p>
+            <w:r>
+              <w:t>Scale</w:t>
+            </w:r>
+          </w:p>
+        </w:tc>
+        <w:tc>
+          <w:tcPr>
+            <w:tcW w:type="dxa" w:w="2160"/>
+          </w:tcPr>
+          <w:p>
+            <w:r>
+              <w:t>₹100–500 Cr</w:t>
+            </w:r>
+          </w:p>
+        </w:tc>
+        <w:tc>
+          <w:tcPr>
+            <w:tcW w:type="dxa" w:w="2160"/>
+          </w:tcPr>
+          <w:p>
+            <w:r>
+              <w:t>AI cloud + cluster</w:t>
+            </w:r>
+          </w:p>
+        </w:tc>
+        <w:tc>
+          <w:tcPr>
+            <w:tcW w:type="dxa" w:w="2160"/>
+          </w:tcPr>
+          <w:p>
+            <w:r>
+              <w:t>₹10Cr ARR</w:t>
+            </w:r>
+          </w:p>
+        </w:tc>
+      </w:tr>
+      <w:tr>
+        <w:tc>
+          <w:tcPr>
+            <w:tcW w:type="dxa" w:w="2160"/>
+          </w:tcPr>
+          <w:p>
+            <w:r>
+              <w:t>National</w:t>
+            </w:r>
+          </w:p>
+        </w:tc>
+        <w:tc>
+          <w:tcPr>
+            <w:tcW w:type="dxa" w:w="2160"/>
+          </w:tcPr>
+          <w:p>
+            <w:r>
+              <w:t>₹500–2,000 Cr</w:t>
+            </w:r>
+          </w:p>
+        </w:tc>
+        <w:tc>
+          <w:tcPr>
+            <w:tcW w:type="dxa" w:w="2160"/>
+          </w:tcPr>
+          <w:p>
+            <w:r>
+              <w:t>Infrastructure</w:t>
+            </w:r>
+          </w:p>
+        </w:tc>
+        <w:tc>
+          <w:tcPr>
+            <w:tcW w:type="dxa" w:w="2160"/>
+          </w:tcPr>
+          <w:p>
+            <w:r>
+              <w:t>₹100Cr ARR + gov contracts</w:t>
+            </w:r>
+          </w:p>
+        </w:tc>
+      </w:tr>
+      <w:tr>
+        <w:tc>
+          <w:tcPr>
+            <w:tcW w:type="dxa" w:w="2160"/>
+          </w:tcPr>
+          <w:p>
+            <w:r>
+              <w:t>Global</w:t>
+            </w:r>
+          </w:p>
+        </w:tc>
+        <w:tc>
+          <w:tcPr>
+            <w:tcW w:type="dxa" w:w="2160"/>
+          </w:tcPr>
+          <w:p>
+            <w:r>
+              <w:t>₹2,000 Cr+</w:t>
+            </w:r>
+          </w:p>
+        </w:tc>
+        <w:tc>
+          <w:tcPr>
+            <w:tcW w:type="dxa" w:w="2160"/>
+          </w:tcPr>
+          <w:p>
+            <w:r>
+              <w:t>Expansion</w:t>
+            </w:r>
+          </w:p>
+        </w:tc>
+        <w:tc>
+          <w:tcPr>
+            <w:tcW w:type="dxa" w:w="2160"/>
+          </w:tcPr>
+          <w:p>
+            <w:r>
+              <w:t>$100M ARR</w:t>
+            </w:r>
+          </w:p>
+        </w:tc>
+      </w:tr>
+    </w:tbl>
+    <w:p/>
+    <w:p>
+      <w:pPr>
+        <w:pStyle w:val="Heading1"/>
+      </w:pPr>
+      <w:r>
+        <w:rPr>
+          <w:color w:val="0F1B2D"/>
+          <w:sz w:val="36"/>
+        </w:rPr>
+        <w:t>4. Architecture — Spec &amp; Plan</w:t>
+      </w:r>
+    </w:p>
+    <w:p>
+      <w:pPr>
+        <w:pStyle w:val="Heading2"/>
+      </w:pPr>
+      <w:r>
+        <w:rPr>
+          <w:color w:val="B8860B"/>
+          <w:sz w:val="28"/>
+        </w:rPr>
+        <w:t>4.1 Diagrams to produce</w:t>
+      </w:r>
+    </w:p>
+    <w:p>
+      <w:pPr>
+        <w:pStyle w:val="ListBullet"/>
+      </w:pPr>
+      <w:r>
+        <w:t>[TODO] 5-layer stack diagram (L1 Claude Code/Codex → L5 Chip+Energy). Specify: SVG/PPT-native, navy/gold palette, source file in outputs/goc/diagrams/.</w:t>
+      </w:r>
+    </w:p>
+    <w:p>
+      <w:pPr>
+        <w:pStyle w:val="ListBullet"/>
+      </w:pPr>
+      <w:r>
+        <w:t>[TODO] SIA model family diagram (Nano 0.5–1B → Cloud 70B+), shared tokenizer/architecture/tools/memory/runtime callouts.</w:t>
+      </w:r>
+    </w:p>
+    <w:p>
+      <w:pPr>
+        <w:pStyle w:val="ListBullet"/>
+      </w:pPr>
+      <w:r>
+        <w:t>[TODO] Data flow / memory architecture / agent tool loop diagram.</w:t>
+      </w:r>
+    </w:p>
+    <w:p>
+      <w:pPr>
+        <w:pStyle w:val="Heading2"/>
+      </w:pPr>
+      <w:r>
+        <w:rPr>
+          <w:color w:val="B8860B"/>
+          <w:sz w:val="28"/>
+        </w:rPr>
+        <w:t>4.2 Reference implementation (from SIA-from-scratch repo)</w:t>
+      </w:r>
+    </w:p>
+    <w:p>
+      <w:pPr>
+        <w:pStyle w:val="ListBullet"/>
+      </w:pPr>
+      <w:r>
+        <w:t>Working from-scratch nano transformer: text, code, vision encoder, audio listen/gen, image gen with VAE decoder, tools, quantize — 9/9 demos pass [VERIFIED].</w:t>
+      </w:r>
+    </w:p>
+    <w:p>
+      <w:pPr>
+        <w:pStyle w:val="ListBullet"/>
+      </w:pPr>
+      <w:r>
+        <w:t>LoRA fine-tune pipeline (Gemma 3 1B) + SFT dataset builder [VERIFIED].</w:t>
+      </w:r>
+    </w:p>
+    <w:p>
+      <w:pPr>
+        <w:pStyle w:val="ListBullet"/>
+      </w:pPr>
+      <w:r>
+        <w:t>Everything is generated from Python (docx/pptx) so diagrams can be scripted.</w:t>
+      </w:r>
+    </w:p>
+    <w:p>
+      <w:pPr>
+        <w:pStyle w:val="Heading1"/>
+      </w:pPr>
+      <w:r>
+        <w:rPr>
+          <w:color w:val="0F1B2D"/>
+          <w:sz w:val="36"/>
+        </w:rPr>
+        <w:t>5. Competitive Landscape — Documented</w:t>
+      </w:r>
+    </w:p>
+    <w:p>
+      <w:pPr>
+        <w:pStyle w:val="Heading2"/>
+      </w:pPr>
+      <w:r>
+        <w:rPr>
+          <w:color w:val="B8860B"/>
+          <w:sz w:val="28"/>
+        </w:rPr>
+        <w:t>5.1 How we frame competitors</w:t>
+      </w:r>
+    </w:p>
+    <w:p>
+      <w:pPr>
+        <w:pStyle w:val="ListBullet"/>
+      </w:pPr>
+      <w:r>
+        <w:t>Cloud chatbots (OpenAI/Anthropic/Google): cloud-locked, English-first, no sovereignty commitment. We win on privacy + offline + India context.</w:t>
+      </w:r>
+    </w:p>
+    <w:p>
+      <w:pPr>
+        <w:pStyle w:val="ListBullet"/>
+      </w:pPr>
+      <w:r>
+        <w:t>Indian labs / gov (MeitY, CDAC, startups): fragmented; not the full from-scratch stack.</w:t>
+      </w:r>
+    </w:p>
+    <w:p>
+      <w:pPr>
+        <w:pStyle w:val="ListBullet"/>
+      </w:pPr>
+      <w:r>
+        <w:t>China: sovereign stack exists — the playbook - but India must own its version.</w:t>
+      </w:r>
+    </w:p>
+    <w:p>
+      <w:pPr>
+        <w:pStyle w:val="Heading2"/>
+      </w:pPr>
+      <w:r>
+        <w:rPr>
+          <w:color w:val="B8860B"/>
+          <w:sz w:val="28"/>
+        </w:rPr>
+        <w:t>5.2 Feature matrix (indicative [ESTIMATE])</w:t>
+      </w:r>
+    </w:p>
+    <w:tbl>
+      <w:tblPr>
+        <w:tblStyle w:val="LightGrid-Accent1"/>
+        <w:tblW w:type="auto" w:w="0"/>
+        <w:tblLook w:firstColumn="1" w:firstRow="1" w:lastColumn="0" w:lastRow="0" w:noHBand="0" w:noVBand="1" w:val="04A0"/>
+      </w:tblPr>
+      <w:tblGrid>
+        <w:gridCol w:w="1728"/>
+        <w:gridCol w:w="1728"/>
+        <w:gridCol w:w="1728"/>
+        <w:gridCol w:w="1728"/>
+        <w:gridCol w:w="1728"/>
+      </w:tblGrid>
+      <w:tr>
+        <w:tc>
+          <w:tcPr>
+            <w:tcW w:type="dxa" w:w="1728"/>
+          </w:tcPr>
+          <w:p>
+            <w:r>
+              <w:t>Capability</w:t>
+            </w:r>
+          </w:p>
+        </w:tc>
+        <w:tc>
+          <w:tcPr>
+            <w:tcW w:type="dxa" w:w="1728"/>
+          </w:tcPr>
+          <w:p>
+            <w:r>
+              <w:t>OpenAI</w:t>
+            </w:r>
+          </w:p>
+        </w:tc>
+        <w:tc>
+          <w:tcPr>
+            <w:tcW w:type="dxa" w:w="1728"/>
+          </w:tcPr>
+          <w:p>
+            <w:r>
+              <w:t>Google</w:t>
+            </w:r>
+          </w:p>
+        </w:tc>
+        <w:tc>
+          <w:tcPr>
+            <w:tcW w:type="dxa" w:w="1728"/>
+          </w:tcPr>
+          <w:p>
+            <w:r>
+              <w:t>India labs</w:t>
+            </w:r>
+          </w:p>
+        </w:tc>
+        <w:tc>
+          <w:tcPr>
+            <w:tcW w:type="dxa" w:w="1728"/>
+          </w:tcPr>
+          <w:p>
+            <w:r>
+              <w:t>SIA/TRINITY</w:t>
+            </w:r>
+          </w:p>
+        </w:tc>
+      </w:tr>
+      <w:tr>
+        <w:tc>
+          <w:tcPr>
+            <w:tcW w:type="dxa" w:w="1728"/>
+          </w:tcPr>
+          <w:p>
+            <w:r>
+              <w:t>On-device inference</w:t>
+            </w:r>
+          </w:p>
+        </w:tc>
+        <w:tc>
+          <w:tcPr>
+            <w:tcW w:type="dxa" w:w="1728"/>
+          </w:tcPr>
+          <w:p>
+            <w:r>
+              <w:t>Partial</w:t>
+            </w:r>
+          </w:p>
+        </w:tc>
+        <w:tc>
+          <w:tcPr>
+            <w:tcW w:type="dxa" w:w="1728"/>
+          </w:tcPr>
+          <w:p>
+            <w:r>
+              <w:t>Partial</w:t>
+            </w:r>
+          </w:p>
+        </w:tc>
+        <w:tc>
+          <w:tcPr>
+            <w:tcW w:type="dxa" w:w="1728"/>
+          </w:tcPr>
+          <w:p>
+            <w:r>
+              <w:t>-</w:t>
+            </w:r>
+          </w:p>
+        </w:tc>
+        <w:tc>
+          <w:tcPr>
+            <w:tcW w:type="dxa" w:w="1728"/>
+          </w:tcPr>
+          <w:p>
+            <w:r>
+              <w:t>✅ core</w:t>
+            </w:r>
+          </w:p>
+        </w:tc>
+      </w:tr>
+      <w:tr>
+        <w:tc>
+          <w:tcPr>
+            <w:tcW w:type="dxa" w:w="1728"/>
+          </w:tcPr>
+          <w:p>
+            <w:r>
+              <w:t>Privacy by design/DPDP</w:t>
+            </w:r>
+          </w:p>
+        </w:tc>
+        <w:tc>
+          <w:tcPr>
+            <w:tcW w:type="dxa" w:w="1728"/>
+          </w:tcPr>
+          <w:p>
+            <w:r>
+              <w:t>-</w:t>
+            </w:r>
+          </w:p>
+        </w:tc>
+        <w:tc>
+          <w:tcPr>
+            <w:tcW w:type="dxa" w:w="1728"/>
+          </w:tcPr>
+          <w:p>
+            <w:r>
+              <w:t>-</w:t>
+            </w:r>
+          </w:p>
+        </w:tc>
+        <w:tc>
+          <w:tcPr>
+            <w:tcW w:type="dxa" w:w="1728"/>
+          </w:tcPr>
+          <w:p>
+            <w:r>
+              <w:t>-</w:t>
+            </w:r>
+          </w:p>
+        </w:tc>
+        <w:tc>
+          <w:tcPr>
+            <w:tcW w:type="dxa" w:w="1728"/>
+          </w:tcPr>
+          <w:p>
+            <w:r>
+              <w:t>✅</w:t>
+            </w:r>
+          </w:p>
+        </w:tc>
+      </w:tr>
+      <w:tr>
+        <w:tc>
+          <w:tcPr>
+            <w:tcW w:type="dxa" w:w="1728"/>
+          </w:tcPr>
+          <w:p>
+            <w:r>
+              <w:t>Indic languages</w:t>
+            </w:r>
+          </w:p>
+        </w:tc>
+        <w:tc>
+          <w:tcPr>
+            <w:tcW w:type="dxa" w:w="1728"/>
+          </w:tcPr>
+          <w:p>
+            <w:r>
+              <w:t>Weak</w:t>
+            </w:r>
+          </w:p>
+        </w:tc>
+        <w:tc>
+          <w:tcPr>
+            <w:tcW w:type="dxa" w:w="1728"/>
+          </w:tcPr>
+          <w:p>
+            <w:r>
+              <w:t>Weak</w:t>
+            </w:r>
+          </w:p>
+        </w:tc>
+        <w:tc>
+          <w:tcPr>
+            <w:tcW w:type="dxa" w:w="1728"/>
+          </w:tcPr>
+          <w:p>
+            <w:r>
+              <w:t>Partial</w:t>
+            </w:r>
+          </w:p>
+        </w:tc>
+        <w:tc>
+          <w:tcPr>
+            <w:tcW w:type="dxa" w:w="1728"/>
+          </w:tcPr>
+          <w:p>
+            <w:r>
+              <w:t>✅ Focus</w:t>
+            </w:r>
+          </w:p>
+        </w:tc>
+      </w:tr>
+      <w:tr>
+        <w:tc>
+          <w:tcPr>
+            <w:tcW w:type="dxa" w:w="1728"/>
+          </w:tcPr>
+          <w:p>
+            <w:r>
+              <w:t>From-scratch stack</w:t>
+            </w:r>
+          </w:p>
+        </w:tc>
+        <w:tc>
+          <w:tcPr>
+            <w:tcW w:type="dxa" w:w="1728"/>
+          </w:tcPr>
+          <w:p>
+            <w:r>
+              <w:t>No</w:t>
+            </w:r>
+          </w:p>
+        </w:tc>
+        <w:tc>
+          <w:tcPr>
+            <w:tcW w:type="dxa" w:w="1728"/>
+          </w:tcPr>
+          <w:p>
+            <w:r>
+              <w:t>No</w:t>
+            </w:r>
+          </w:p>
+        </w:tc>
+        <w:tc>
+          <w:tcPr>
+            <w:tcW w:type="dxa" w:w="1728"/>
+          </w:tcPr>
+          <w:p>
+            <w:r>
+              <w:t>No</w:t>
+            </w:r>
+          </w:p>
+        </w:tc>
+        <w:tc>
+          <w:tcPr>
+            <w:tcW w:type="dxa" w:w="1728"/>
+          </w:tcPr>
+          <w:p>
+            <w:r>
+              <w:t>✅</w:t>
+            </w:r>
+          </w:p>
+        </w:tc>
+      </w:tr>
+      <w:tr>
+        <w:tc>
+          <w:tcPr>
+            <w:tcW w:type="dxa" w:w="1728"/>
+          </w:tcPr>
+          <w:p>
+            <w:r>
+              <w:t>Gov/Liberty contract</w:t>
+            </w:r>
+          </w:p>
+        </w:tc>
+        <w:tc>
+          <w:tcPr>
+            <w:tcW w:type="dxa" w:w="1728"/>
+          </w:tcPr>
+          <w:p>
+            <w:r>
+              <w:t>Hard</w:t>
+            </w:r>
+          </w:p>
+        </w:tc>
+        <w:tc>
+          <w:tcPr>
+            <w:tcW w:type="dxa" w:w="1728"/>
+          </w:tcPr>
+          <w:p>
+            <w:r>
+              <w:t>Hard</w:t>
+            </w:r>
+          </w:p>
+        </w:tc>
+        <w:tc>
+          <w:tcPr>
+            <w:tcW w:type="dxa" w:w="1728"/>
+          </w:tcPr>
+          <w:p>
+            <w:r>
+              <w:t>Yes</w:t>
+            </w:r>
+          </w:p>
+        </w:tc>
+        <w:tc>
+          <w:tcPr>
+            <w:tcW w:type="dxa" w:w="1728"/>
+          </w:tcPr>
+          <w:p>
+            <w:r>
+              <w:t>✅ Sovereign pitch</w:t>
+            </w:r>
+          </w:p>
+        </w:tc>
+      </w:tr>
+      <w:tr>
+        <w:tc>
+          <w:tcPr>
+            <w:tcW w:type="dxa" w:w="1728"/>
+          </w:tcPr>
+          <w:p>
+            <w:r>
+              <w:t>Own GPU cluster (long term)</w:t>
+            </w:r>
+          </w:p>
+        </w:tc>
+        <w:tc>
+          <w:tcPr>
+            <w:tcW w:type="dxa" w:w="1728"/>
+          </w:tcPr>
+          <w:p>
+            <w:r>
+              <w:t>Yes</w:t>
+            </w:r>
+          </w:p>
+        </w:tc>
+        <w:tc>
+          <w:tcPr>
+            <w:tcW w:type="dxa" w:w="1728"/>
+          </w:tcPr>
+          <w:p>
+            <w:r>
+              <w:t>Yes</w:t>
+            </w:r>
+          </w:p>
+        </w:tc>
+        <w:tc>
+          <w:tcPr>
+            <w:tcW w:type="dxa" w:w="1728"/>
+          </w:tcPr>
+          <w:p>
+            <w:r>
+              <w:t>Partial</w:t>
+            </w:r>
+          </w:p>
+        </w:tc>
+        <w:tc>
+          <w:tcPr>
+            <w:tcW w:type="dxa" w:w="1728"/>
+          </w:tcPr>
+          <w:p>
+            <w:r>
+              <w:t>✅ Plan</w:t>
+            </w:r>
+          </w:p>
+        </w:tc>
+      </w:tr>
+    </w:tbl>
+    <w:p/>
+    <w:p>
+      <w:pPr>
+        <w:pStyle w:val="Heading1"/>
+      </w:pPr>
+      <w:r>
+        <w:rPr>
+          <w:color w:val="0F1B2D"/>
+          <w:sz w:val="36"/>
+        </w:rPr>
+        <w:t>6. GTM Channel Plan &amp; Pricing</w:t>
+      </w:r>
+    </w:p>
+    <w:p>
+      <w:pPr>
+        <w:pStyle w:val="Heading2"/>
+      </w:pPr>
+      <w:r>
+        <w:rPr>
+          <w:color w:val="B8860B"/>
+          <w:sz w:val="28"/>
+        </w:rPr>
+        <w:t>6.1 Channel</w:t>
+      </w:r>
+    </w:p>
+    <w:tbl>
+      <w:tblPr>
+        <w:tblStyle w:val="LightGrid-Accent1"/>
+        <w:tblW w:type="auto" w:w="0"/>
+        <w:tblLook w:firstColumn="1" w:firstRow="1" w:lastColumn="0" w:lastRow="0" w:noHBand="0" w:noVBand="1" w:val="04A0"/>
+      </w:tblPr>
+      <w:tblGrid>
+        <w:gridCol w:w="2160"/>
+        <w:gridCol w:w="2160"/>
+        <w:gridCol w:w="2160"/>
+        <w:gridCol w:w="2160"/>
+      </w:tblGrid>
+      <w:tr>
+        <w:tc>
+          <w:tcPr>
+            <w:tcW w:type="dxa" w:w="2160"/>
+          </w:tcPr>
+          <w:p>
+            <w:r>
+              <w:t>Seq</w:t>
+            </w:r>
+          </w:p>
+        </w:tc>
+        <w:tc>
+          <w:tcPr>
+            <w:tcW w:type="dxa" w:w="2160"/>
+          </w:tcPr>
+          <w:p>
+            <w:r>
+              <w:t>Channel</w:t>
+            </w:r>
+          </w:p>
+        </w:tc>
+        <w:tc>
+          <w:tcPr>
+            <w:tcW w:type="dxa" w:w="2160"/>
+          </w:tcPr>
+          <w:p>
+            <w:r>
+              <w:t>Mechanic</w:t>
+            </w:r>
+          </w:p>
+        </w:tc>
+        <w:tc>
+          <w:tcPr>
+            <w:tcW w:type="dxa" w:w="2160"/>
+          </w:tcPr>
+          <w:p>
+            <w:r>
+              <w:t>KPI</w:t>
+            </w:r>
+          </w:p>
+        </w:tc>
+      </w:tr>
+      <w:tr>
+        <w:tc>
+          <w:tcPr>
+            <w:tcW w:type="dxa" w:w="2160"/>
+          </w:tcPr>
+          <w:p>
+            <w:r>
+              <w:t>1</w:t>
+            </w:r>
+          </w:p>
+        </w:tc>
+        <w:tc>
+          <w:tcPr>
+            <w:tcW w:type="dxa" w:w="2160"/>
+          </w:tcPr>
+          <w:p>
+            <w:r>
+              <w:t>Developers (SIA Studio/SDK)</w:t>
+            </w:r>
+          </w:p>
+        </w:tc>
+        <w:tc>
+          <w:tcPr>
+            <w:tcW w:type="dxa" w:w="2160"/>
+          </w:tcPr>
+          <w:p>
+            <w:r>
+              <w:t>Open-source + SDK; recipes</w:t>
+            </w:r>
+          </w:p>
+        </w:tc>
+        <w:tc>
+          <w:tcPr>
+            <w:tcW w:type="dxa" w:w="2160"/>
+          </w:tcPr>
+          <w:p>
+            <w:r>
+              <w:t>#Downloads, #SDK embeds</w:t>
+            </w:r>
+          </w:p>
+        </w:tc>
+      </w:tr>
+      <w:tr>
+        <w:tc>
+          <w:tcPr>
+            <w:tcW w:type="dxa" w:w="2160"/>
+          </w:tcPr>
+          <w:p>
+            <w:r>
+              <w:t>2</w:t>
+            </w:r>
+          </w:p>
+        </w:tc>
+        <w:tc>
+          <w:tcPr>
+            <w:tcW w:type="dxa" w:w="2160"/>
+          </w:tcPr>
+          <w:p>
+            <w:r>
+              <w:t>Startups (India)</w:t>
+            </w:r>
+          </w:p>
+        </w:tc>
+        <w:tc>
+          <w:tcPr>
+            <w:tcW w:type="dxa" w:w="2160"/>
+          </w:tcPr>
+          <w:p>
+            <w:r>
+              <w:t>Freemium + API</w:t>
+            </w:r>
+          </w:p>
+        </w:tc>
+        <w:tc>
+          <w:tcPr>
+            <w:tcW w:type="dxa" w:w="2160"/>
+          </w:tcPr>
+          <w:p>
+            <w:r>
+              <w:t>Signups, API $</w:t>
+            </w:r>
+          </w:p>
+        </w:tc>
+      </w:tr>
+      <w:tr>
+        <w:tc>
+          <w:tcPr>
+            <w:tcW w:type="dxa" w:w="2160"/>
+          </w:tcPr>
+          <w:p>
+            <w:r>
+              <w:t>3</w:t>
+            </w:r>
+          </w:p>
+        </w:tc>
+        <w:tc>
+          <w:tcPr>
+            <w:tcW w:type="dxa" w:w="2160"/>
+          </w:tcPr>
+          <w:p>
+            <w:r>
+              <w:t>SMEs</w:t>
+            </w:r>
+          </w:p>
+        </w:tc>
+        <w:tc>
+          <w:tcPr>
+            <w:tcW w:type="dxa" w:w="2160"/>
+          </w:tcPr>
+          <w:p>
+            <w:r>
+              <w:t>Managed pilots + bundle</w:t>
+            </w:r>
+          </w:p>
+        </w:tc>
+        <w:tc>
+          <w:tcPr>
+            <w:tcW w:type="dxa" w:w="2160"/>
+          </w:tcPr>
+          <w:p>
+            <w:r>
+              <w:t>Pilots → paid</w:t>
+            </w:r>
+          </w:p>
+        </w:tc>
+      </w:tr>
+      <w:tr>
+        <w:tc>
+          <w:tcPr>
+            <w:tcW w:type="dxa" w:w="2160"/>
+          </w:tcPr>
+          <w:p>
+            <w:r>
+              <w:t>4</w:t>
+            </w:r>
+          </w:p>
+        </w:tc>
+        <w:tc>
+          <w:tcPr>
+            <w:tcW w:type="dxa" w:w="2160"/>
+          </w:tcPr>
+          <w:p>
+            <w:r>
+              <w:t>Enterprises</w:t>
+            </w:r>
+          </w:p>
+        </w:tc>
+        <w:tc>
+          <w:tcPr>
+            <w:tcW w:type="dxa" w:w="2160"/>
+          </w:tcPr>
+          <w:p>
+            <w:r>
+              <w:t>Direct sales; PoC</w:t>
+            </w:r>
+          </w:p>
+        </w:tc>
+        <w:tc>
+          <w:tcPr>
+            <w:tcW w:type="dxa" w:w="2160"/>
+          </w:tcPr>
+          <w:p>
+            <w:r>
+              <w:t>PoC → contract, LTV</w:t>
+            </w:r>
+          </w:p>
+        </w:tc>
+      </w:tr>
+      <w:tr>
+        <w:tc>
+          <w:tcPr>
+            <w:tcW w:type="dxa" w:w="2160"/>
+          </w:tcPr>
+          <w:p>
+            <w:r>
+              <w:t>5</w:t>
+            </w:r>
+          </w:p>
+        </w:tc>
+        <w:tc>
+          <w:tcPr>
+            <w:tcW w:type="dxa" w:w="2160"/>
+          </w:tcPr>
+          <w:p>
+            <w:r>
+              <w:t>Government</w:t>
+            </w:r>
+          </w:p>
+        </w:tc>
+        <w:tc>
+          <w:tcPr>
+            <w:tcW w:type="dxa" w:w="2160"/>
+          </w:tcPr>
+          <w:p>
+            <w:r>
+              <w:t>Sovereign RFPs, grants pipeline</w:t>
+            </w:r>
+          </w:p>
+        </w:tc>
+        <w:tc>
+          <w:tcPr>
+            <w:tcW w:type="dxa" w:w="2160"/>
+          </w:tcPr>
+          <w:p>
+            <w:r>
+              <w:t>Contract #</w:t>
+            </w:r>
+          </w:p>
+        </w:tc>
+      </w:tr>
+    </w:tbl>
+    <w:p/>
+    <w:p>
+      <w:pPr>
+        <w:pStyle w:val="Heading2"/>
+      </w:pPr>
+      <w:r>
+        <w:rPr>
+          <w:color w:val="B8860B"/>
+          <w:sz w:val="28"/>
+        </w:rPr>
+        <w:t>6.2 Pricing (indicative)</w:t>
+      </w:r>
+    </w:p>
+    <w:p>
+      <w:pPr>
+        <w:pStyle w:val="ListBullet"/>
+      </w:pPr>
+      <w:r>
+        <w:t>SIA Edge app: freemium (privacy premium) ₹99–299/mo premium tier [ESTIMATE]</w:t>
+      </w:r>
+    </w:p>
+    <w:p>
+      <w:pPr>
+        <w:pStyle w:val="ListBullet"/>
+      </w:pPr>
+      <w:r>
+        <w:t>SIA API: ₹0.5–2/1K tokens (cloud tier) [ESTIMATE]</w:t>
+      </w:r>
+    </w:p>
+    <w:p>
+      <w:pPr>
+        <w:pStyle w:val="ListBullet"/>
+      </w:pPr>
+      <w:r>
+        <w:t>SIA Pro enterprise: ₹5–20 lakh/yr [ESTIMATE]</w:t>
+      </w:r>
+    </w:p>
+    <w:p>
+      <w:pPr>
+        <w:pStyle w:val="ListBullet"/>
+      </w:pPr>
+      <w:r>
+        <w:t>Gov : milestone-based contracts [ESTIMATE]</w:t>
+      </w:r>
+    </w:p>
+    <w:p>
+      <w:pPr>
+        <w:pStyle w:val="Heading1"/>
+      </w:pPr>
+      <w:r>
+        <w:rPr>
+          <w:color w:val="0F1B2D"/>
+          <w:sz w:val="36"/>
+        </w:rPr>
+        <w:t>7. Team &amp; Hiring Plan — Documented</w:t>
+      </w:r>
+    </w:p>
+    <w:p>
+      <w:pPr>
+        <w:pStyle w:val="ListBullet"/>
+      </w:pPr>
+      <w:r>
+        <w:t>Founder: Saurabh Mandal — from-scratch stack, 3 prior products [VERIFIED]</w:t>
+      </w:r>
+    </w:p>
+    <w:p>
+      <w:pPr>
+        <w:pStyle w:val="ListBullet"/>
+      </w:pPr>
+      <w:r>
+        <w:t>Hiring: Y1: 1–2 eng + 1 designer; Y2: 3–5 (ML, infra); Y3: 8–12 (agents/cloud); Y4+: scale.</w:t>
+      </w:r>
+    </w:p>
+    <w:tbl>
+      <w:tblPr>
+        <w:tblStyle w:val="LightGrid-Accent1"/>
+        <w:tblW w:type="auto" w:w="0"/>
+        <w:tblLook w:firstColumn="1" w:firstRow="1" w:lastColumn="0" w:lastRow="0" w:noHBand="0" w:noVBand="1" w:val="04A0"/>
+      </w:tblPr>
+      <w:tblGrid>
+        <w:gridCol w:w="2880"/>
+        <w:gridCol w:w="2880"/>
+        <w:gridCol w:w="2880"/>
+      </w:tblGrid>
+      <w:tr>
+        <w:tc>
+          <w:tcPr>
+            <w:tcW w:type="dxa" w:w="2880"/>
+          </w:tcPr>
+          <w:p>
+            <w:r>
+              <w:t>Year</w:t>
+            </w:r>
+          </w:p>
+        </w:tc>
+        <w:tc>
+          <w:tcPr>
+            <w:tcW w:type="dxa" w:w="2880"/>
+          </w:tcPr>
+          <w:p>
+            <w:r>
+              <w:t>Roles</w:t>
+            </w:r>
+          </w:p>
+        </w:tc>
+        <w:tc>
+          <w:tcPr>
+            <w:tcW w:type="dxa" w:w="2880"/>
+          </w:tcPr>
+          <w:p>
+            <w:r>
+              <w:t>Budget (Indicative)</w:t>
             </w:r>
           </w:p>
         </w:tc>
@@ -119,7 +2646,7 @@
           </w:tcPr>
           <w:p>
             <w:r>
-              <w:t>Cover Page</w:t>
+              <w:t>2 eng + 1 product/design</w:t>
             </w:r>
           </w:p>
         </w:tc>
@@ -129,7 +2656,7 @@
           </w:tcPr>
           <w:p>
             <w:r>
-              <w:t>✅</w:t>
+              <w:t>₹25–40 lakh/yr</w:t>
             </w:r>
           </w:p>
         </w:tc>
@@ -151,7 +2678,7 @@
           </w:tcPr>
           <w:p>
             <w:r>
-              <w:t>Executive Summary</w:t>
+              <w:t>ML + infra + 1 BD</w:t>
             </w:r>
           </w:p>
         </w:tc>
@@ -161,7 +2688,7 @@
           </w:tcPr>
           <w:p>
             <w:r>
-              <w:t>✅ (foundation)</w:t>
+              <w:t>₹60–80 lakh/yr</w:t>
             </w:r>
           </w:p>
         </w:tc>
@@ -183,7 +2710,7 @@
           </w:tcPr>
           <w:p>
             <w:r>
-              <w:t>Vision, Mission &amp; Why Now</w:t>
+              <w:t>Platform + enterprise</w:t>
             </w:r>
           </w:p>
         </w:tc>
@@ -193,7 +2720,7 @@
           </w:tcPr>
           <w:p>
             <w:r>
-              <w:t>✅</w:t>
+              <w:t>₹1.2–1.5 cr/yr</w:t>
             </w:r>
           </w:p>
         </w:tc>
@@ -205,7 +2732,7 @@
           </w:tcPr>
           <w:p>
             <w:r>
-              <w:t>4</w:t>
+              <w:t>4+</w:t>
             </w:r>
           </w:p>
         </w:tc>
@@ -215,7 +2742,7 @@
           </w:tcPr>
           <w:p>
             <w:r>
-              <w:t>India's AI Opportunity</w:t>
+              <w:t>Full team; ops + cluster engineers</w:t>
             </w:r>
           </w:p>
         </w:tc>
@@ -225,839 +2752,7 @@
           </w:tcPr>
           <w:p>
             <w:r>
-              <w:t>🟡 needs market data</w:t>
-            </w:r>
-          </w:p>
-        </w:tc>
-      </w:tr>
-      <w:tr>
-        <w:tc>
-          <w:tcPr>
-            <w:tcW w:type="dxa" w:w="2880"/>
-          </w:tcPr>
-          <w:p>
-            <w:r>
-              <w:t>5</w:t>
-            </w:r>
-          </w:p>
-        </w:tc>
-        <w:tc>
-          <w:tcPr>
-            <w:tcW w:type="dxa" w:w="2880"/>
-          </w:tcPr>
-          <w:p>
-            <w:r>
-              <w:t>Global AI Race (US, China, EU, India)</w:t>
-            </w:r>
-          </w:p>
-        </w:tc>
-        <w:tc>
-          <w:tcPr>
-            <w:tcW w:type="dxa" w:w="2880"/>
-          </w:tcPr>
-          <w:p>
-            <w:r>
-              <w:t>⬜ research required</w:t>
-            </w:r>
-          </w:p>
-        </w:tc>
-      </w:tr>
-      <w:tr>
-        <w:tc>
-          <w:tcPr>
-            <w:tcW w:type="dxa" w:w="2880"/>
-          </w:tcPr>
-          <w:p>
-            <w:r>
-              <w:t>6</w:t>
-            </w:r>
-          </w:p>
-        </w:tc>
-        <w:tc>
-          <w:tcPr>
-            <w:tcW w:type="dxa" w:w="2880"/>
-          </w:tcPr>
-          <w:p>
-            <w:r>
-              <w:t>AI's Five Pillars Framework</w:t>
-            </w:r>
-          </w:p>
-        </w:tc>
-        <w:tc>
-          <w:tcPr>
-            <w:tcW w:type="dxa" w:w="2880"/>
-          </w:tcPr>
-          <w:p>
-            <w:r>
-              <w:t>✅</w:t>
-            </w:r>
-          </w:p>
-        </w:tc>
-      </w:tr>
-      <w:tr>
-        <w:tc>
-          <w:tcPr>
-            <w:tcW w:type="dxa" w:w="2880"/>
-          </w:tcPr>
-          <w:p>
-            <w:r>
-              <w:t>7</w:t>
-            </w:r>
-          </w:p>
-        </w:tc>
-        <w:tc>
-          <w:tcPr>
-            <w:tcW w:type="dxa" w:w="2880"/>
-          </w:tcPr>
-          <w:p>
-            <w:r>
-              <w:t>Pillar 1 — Compute Infrastructure</w:t>
-            </w:r>
-          </w:p>
-        </w:tc>
-        <w:tc>
-          <w:tcPr>
-            <w:tcW w:type="dxa" w:w="2880"/>
-          </w:tcPr>
-          <w:p>
-            <w:r>
-              <w:t>✅ foundation</w:t>
-            </w:r>
-          </w:p>
-        </w:tc>
-      </w:tr>
-      <w:tr>
-        <w:tc>
-          <w:tcPr>
-            <w:tcW w:type="dxa" w:w="2880"/>
-          </w:tcPr>
-          <w:p>
-            <w:r>
-              <w:t>8</w:t>
-            </w:r>
-          </w:p>
-        </w:tc>
-        <w:tc>
-          <w:tcPr>
-            <w:tcW w:type="dxa" w:w="2880"/>
-          </w:tcPr>
-          <w:p>
-            <w:r>
-              <w:t>Pillar 2 — Data Infrastructure</w:t>
-            </w:r>
-          </w:p>
-        </w:tc>
-        <w:tc>
-          <w:tcPr>
-            <w:tcW w:type="dxa" w:w="2880"/>
-          </w:tcPr>
-          <w:p>
-            <w:r>
-              <w:t>🟡 needs dataset strategy</w:t>
-            </w:r>
-          </w:p>
-        </w:tc>
-      </w:tr>
-      <w:tr>
-        <w:tc>
-          <w:tcPr>
-            <w:tcW w:type="dxa" w:w="2880"/>
-          </w:tcPr>
-          <w:p>
-            <w:r>
-              <w:t>9</w:t>
-            </w:r>
-          </w:p>
-        </w:tc>
-        <w:tc>
-          <w:tcPr>
-            <w:tcW w:type="dxa" w:w="2880"/>
-          </w:tcPr>
-          <w:p>
-            <w:r>
-              <w:t>Pillar 3 — Foundation Models</w:t>
-            </w:r>
-          </w:p>
-        </w:tc>
-        <w:tc>
-          <w:tcPr>
-            <w:tcW w:type="dxa" w:w="2880"/>
-          </w:tcPr>
-          <w:p>
-            <w:r>
-              <w:t>✅</w:t>
-            </w:r>
-          </w:p>
-        </w:tc>
-      </w:tr>
-      <w:tr>
-        <w:tc>
-          <w:tcPr>
-            <w:tcW w:type="dxa" w:w="2880"/>
-          </w:tcPr>
-          <w:p>
-            <w:r>
-              <w:t>10</w:t>
-            </w:r>
-          </w:p>
-        </w:tc>
-        <w:tc>
-          <w:tcPr>
-            <w:tcW w:type="dxa" w:w="2880"/>
-          </w:tcPr>
-          <w:p>
-            <w:r>
-              <w:t>Pillar 4 — AI Agents &amp; OS</w:t>
-            </w:r>
-          </w:p>
-        </w:tc>
-        <w:tc>
-          <w:tcPr>
-            <w:tcW w:type="dxa" w:w="2880"/>
-          </w:tcPr>
-          <w:p>
-            <w:r>
-              <w:t>✅</w:t>
-            </w:r>
-          </w:p>
-        </w:tc>
-      </w:tr>
-      <w:tr>
-        <w:tc>
-          <w:tcPr>
-            <w:tcW w:type="dxa" w:w="2880"/>
-          </w:tcPr>
-          <w:p>
-            <w:r>
-              <w:t>11</w:t>
-            </w:r>
-          </w:p>
-        </w:tc>
-        <w:tc>
-          <w:tcPr>
-            <w:tcW w:type="dxa" w:w="2880"/>
-          </w:tcPr>
-          <w:p>
-            <w:r>
-              <w:t>Pillar 5 — Applications &amp; Ecosystem</w:t>
-            </w:r>
-          </w:p>
-        </w:tc>
-        <w:tc>
-          <w:tcPr>
-            <w:tcW w:type="dxa" w:w="2880"/>
-          </w:tcPr>
-          <w:p>
-            <w:r>
-              <w:t>✅</w:t>
-            </w:r>
-          </w:p>
-        </w:tc>
-      </w:tr>
-      <w:tr>
-        <w:tc>
-          <w:tcPr>
-            <w:tcW w:type="dxa" w:w="2880"/>
-          </w:tcPr>
-          <w:p>
-            <w:r>
-              <w:t>12</w:t>
-            </w:r>
-          </w:p>
-        </w:tc>
-        <w:tc>
-          <w:tcPr>
-            <w:tcW w:type="dxa" w:w="2880"/>
-          </w:tcPr>
-          <w:p>
-            <w:r>
-              <w:t>Technology Architecture</w:t>
-            </w:r>
-          </w:p>
-        </w:tc>
-        <w:tc>
-          <w:tcPr>
-            <w:tcW w:type="dxa" w:w="2880"/>
-          </w:tcPr>
-          <w:p>
-            <w:r>
-              <w:t>🟡 needs diagrams</w:t>
-            </w:r>
-          </w:p>
-        </w:tc>
-      </w:tr>
-      <w:tr>
-        <w:tc>
-          <w:tcPr>
-            <w:tcW w:type="dxa" w:w="2880"/>
-          </w:tcPr>
-          <w:p>
-            <w:r>
-              <w:t>13</w:t>
-            </w:r>
-          </w:p>
-        </w:tc>
-        <w:tc>
-          <w:tcPr>
-            <w:tcW w:type="dxa" w:w="2880"/>
-          </w:tcPr>
-          <w:p>
-            <w:r>
-              <w:t>Product Roadmap (2026–2035)</w:t>
-            </w:r>
-          </w:p>
-        </w:tc>
-        <w:tc>
-          <w:tcPr>
-            <w:tcW w:type="dxa" w:w="2880"/>
-          </w:tcPr>
-          <w:p>
-            <w:r>
-              <w:t>✅</w:t>
-            </w:r>
-          </w:p>
-        </w:tc>
-      </w:tr>
-      <w:tr>
-        <w:tc>
-          <w:tcPr>
-            <w:tcW w:type="dxa" w:w="2880"/>
-          </w:tcPr>
-          <w:p>
-            <w:r>
-              <w:t>14</w:t>
-            </w:r>
-          </w:p>
-        </w:tc>
-        <w:tc>
-          <w:tcPr>
-            <w:tcW w:type="dxa" w:w="2880"/>
-          </w:tcPr>
-          <w:p>
-            <w:r>
-              <w:t>Competitive Landscape</w:t>
-            </w:r>
-          </w:p>
-        </w:tc>
-        <w:tc>
-          <w:tcPr>
-            <w:tcW w:type="dxa" w:w="2880"/>
-          </w:tcPr>
-          <w:p>
-            <w:r>
-              <w:t>🟡 needs deep source docs</w:t>
-            </w:r>
-          </w:p>
-        </w:tc>
-      </w:tr>
-      <w:tr>
-        <w:tc>
-          <w:tcPr>
-            <w:tcW w:type="dxa" w:w="2880"/>
-          </w:tcPr>
-          <w:p>
-            <w:r>
-              <w:t>15</w:t>
-            </w:r>
-          </w:p>
-        </w:tc>
-        <w:tc>
-          <w:tcPr>
-            <w:tcW w:type="dxa" w:w="2880"/>
-          </w:tcPr>
-          <w:p>
-            <w:r>
-              <w:t>Why India Has an Advantage</w:t>
-            </w:r>
-          </w:p>
-        </w:tc>
-        <w:tc>
-          <w:tcPr>
-            <w:tcW w:type="dxa" w:w="2880"/>
-          </w:tcPr>
-          <w:p>
-            <w:r>
-              <w:t>🟡 needs supporting data</w:t>
-            </w:r>
-          </w:p>
-        </w:tc>
-      </w:tr>
-      <w:tr>
-        <w:tc>
-          <w:tcPr>
-            <w:tcW w:type="dxa" w:w="2880"/>
-          </w:tcPr>
-          <w:p>
-            <w:r>
-              <w:t>16</w:t>
-            </w:r>
-          </w:p>
-        </w:tc>
-        <w:tc>
-          <w:tcPr>
-            <w:tcW w:type="dxa" w:w="2880"/>
-          </w:tcPr>
-          <w:p>
-            <w:r>
-              <w:t>Market Opportunity (TAM/SAM/SOM)</w:t>
-            </w:r>
-          </w:p>
-        </w:tc>
-        <w:tc>
-          <w:tcPr>
-            <w:tcW w:type="dxa" w:w="2880"/>
-          </w:tcPr>
-          <w:p>
-            <w:r>
-              <w:t>⬜ not built</w:t>
-            </w:r>
-          </w:p>
-        </w:tc>
-      </w:tr>
-      <w:tr>
-        <w:tc>
-          <w:tcPr>
-            <w:tcW w:type="dxa" w:w="2880"/>
-          </w:tcPr>
-          <w:p>
-            <w:r>
-              <w:t>17</w:t>
-            </w:r>
-          </w:p>
-        </w:tc>
-        <w:tc>
-          <w:tcPr>
-            <w:tcW w:type="dxa" w:w="2880"/>
-          </w:tcPr>
-          <w:p>
-            <w:r>
-              <w:t>Business Model</w:t>
-            </w:r>
-          </w:p>
-        </w:tc>
-        <w:tc>
-          <w:tcPr>
-            <w:tcW w:type="dxa" w:w="2880"/>
-          </w:tcPr>
-          <w:p>
-            <w:r>
-              <w:t>✅</w:t>
-            </w:r>
-          </w:p>
-        </w:tc>
-      </w:tr>
-      <w:tr>
-        <w:tc>
-          <w:tcPr>
-            <w:tcW w:type="dxa" w:w="2880"/>
-          </w:tcPr>
-          <w:p>
-            <w:r>
-              <w:t>18</w:t>
-            </w:r>
-          </w:p>
-        </w:tc>
-        <w:tc>
-          <w:tcPr>
-            <w:tcW w:type="dxa" w:w="2880"/>
-          </w:tcPr>
-          <w:p>
-            <w:r>
-              <w:t>Go-to-Market Strategy</w:t>
-            </w:r>
-          </w:p>
-        </w:tc>
-        <w:tc>
-          <w:tcPr>
-            <w:tcW w:type="dxa" w:w="2880"/>
-          </w:tcPr>
-          <w:p>
-            <w:r>
-              <w:t>🟡 needs channel plan</w:t>
-            </w:r>
-          </w:p>
-        </w:tc>
-      </w:tr>
-      <w:tr>
-        <w:tc>
-          <w:tcPr>
-            <w:tcW w:type="dxa" w:w="2880"/>
-          </w:tcPr>
-          <w:p>
-            <w:r>
-              <w:t>19</w:t>
-            </w:r>
-          </w:p>
-        </w:tc>
-        <w:tc>
-          <w:tcPr>
-            <w:tcW w:type="dxa" w:w="2880"/>
-          </w:tcPr>
-          <w:p>
-            <w:r>
-              <w:t>Financial Model</w:t>
-            </w:r>
-          </w:p>
-        </w:tc>
-        <w:tc>
-          <w:tcPr>
-            <w:tcW w:type="dxa" w:w="2880"/>
-          </w:tcPr>
-          <w:p>
-            <w:r>
-              <w:t>⬜ not built</w:t>
-            </w:r>
-          </w:p>
-        </w:tc>
-      </w:tr>
-      <w:tr>
-        <w:tc>
-          <w:tcPr>
-            <w:tcW w:type="dxa" w:w="2880"/>
-          </w:tcPr>
-          <w:p>
-            <w:r>
-              <w:t>20</w:t>
-            </w:r>
-          </w:p>
-        </w:tc>
-        <w:tc>
-          <w:tcPr>
-            <w:tcW w:type="dxa" w:w="2880"/>
-          </w:tcPr>
-          <w:p>
-            <w:r>
-              <w:t>Funding Strategy</w:t>
-            </w:r>
-          </w:p>
-        </w:tc>
-        <w:tc>
-          <w:tcPr>
-            <w:tcW w:type="dxa" w:w="2880"/>
-          </w:tcPr>
-          <w:p>
-            <w:r>
-              <w:t>✅</w:t>
-            </w:r>
-          </w:p>
-        </w:tc>
-      </w:tr>
-      <w:tr>
-        <w:tc>
-          <w:tcPr>
-            <w:tcW w:type="dxa" w:w="2880"/>
-          </w:tcPr>
-          <w:p>
-            <w:r>
-              <w:t>21</w:t>
-            </w:r>
-          </w:p>
-        </w:tc>
-        <w:tc>
-          <w:tcPr>
-            <w:tcW w:type="dxa" w:w="2880"/>
-          </w:tcPr>
-          <w:p>
-            <w:r>
-              <w:t>Government Grants &amp; Incentives</w:t>
-            </w:r>
-          </w:p>
-        </w:tc>
-        <w:tc>
-          <w:tcPr>
-            <w:tcW w:type="dxa" w:w="2880"/>
-          </w:tcPr>
-          <w:p>
-            <w:r>
-              <w:t>✅ (04_TIDE2_DOSSIER)</w:t>
-            </w:r>
-          </w:p>
-        </w:tc>
-      </w:tr>
-      <w:tr>
-        <w:tc>
-          <w:tcPr>
-            <w:tcW w:type="dxa" w:w="2880"/>
-          </w:tcPr>
-          <w:p>
-            <w:r>
-              <w:t>22</w:t>
-            </w:r>
-          </w:p>
-        </w:tc>
-        <w:tc>
-          <w:tcPr>
-            <w:tcW w:type="dxa" w:w="2880"/>
-          </w:tcPr>
-          <w:p>
-            <w:r>
-              <w:t>Private Investors &amp; Strategic Partners</w:t>
-            </w:r>
-          </w:p>
-        </w:tc>
-        <w:tc>
-          <w:tcPr>
-            <w:tcW w:type="dxa" w:w="2880"/>
-          </w:tcPr>
-          <w:p>
-            <w:r>
-              <w:t>🟡 needs target list</w:t>
-            </w:r>
-          </w:p>
-        </w:tc>
-      </w:tr>
-      <w:tr>
-        <w:tc>
-          <w:tcPr>
-            <w:tcW w:type="dxa" w:w="2880"/>
-          </w:tcPr>
-          <w:p>
-            <w:r>
-              <w:t>23</w:t>
-            </w:r>
-          </w:p>
-        </w:tc>
-        <w:tc>
-          <w:tcPr>
-            <w:tcW w:type="dxa" w:w="2880"/>
-          </w:tcPr>
-          <w:p>
-            <w:r>
-              <w:t>Risk Analysis</w:t>
-            </w:r>
-          </w:p>
-        </w:tc>
-        <w:tc>
-          <w:tcPr>
-            <w:tcW w:type="dxa" w:w="2880"/>
-          </w:tcPr>
-          <w:p>
-            <w:r>
-              <w:t>✅ foundation</w:t>
-            </w:r>
-          </w:p>
-        </w:tc>
-      </w:tr>
-      <w:tr>
-        <w:tc>
-          <w:tcPr>
-            <w:tcW w:type="dxa" w:w="2880"/>
-          </w:tcPr>
-          <w:p>
-            <w:r>
-              <w:t>24</w:t>
-            </w:r>
-          </w:p>
-        </w:tc>
-        <w:tc>
-          <w:tcPr>
-            <w:tcW w:type="dxa" w:w="2880"/>
-          </w:tcPr>
-          <w:p>
-            <w:r>
-              <w:t>AGI Roadmap &amp; Scientific Position</w:t>
-            </w:r>
-          </w:p>
-        </w:tc>
-        <w:tc>
-          <w:tcPr>
-            <w:tcW w:type="dxa" w:w="2880"/>
-          </w:tcPr>
-          <w:p>
-            <w:r>
-              <w:t>✅ evidence-based</w:t>
-            </w:r>
-          </w:p>
-        </w:tc>
-      </w:tr>
-      <w:tr>
-        <w:tc>
-          <w:tcPr>
-            <w:tcW w:type="dxa" w:w="2880"/>
-          </w:tcPr>
-          <w:p>
-            <w:r>
-              <w:t>25</w:t>
-            </w:r>
-          </w:p>
-        </w:tc>
-        <w:tc>
-          <w:tcPr>
-            <w:tcW w:type="dxa" w:w="2880"/>
-          </w:tcPr>
-          <w:p>
-            <w:r>
-              <w:t>Team &amp; Hiring Plan</w:t>
-            </w:r>
-          </w:p>
-        </w:tc>
-        <w:tc>
-          <w:tcPr>
-            <w:tcW w:type="dxa" w:w="2880"/>
-          </w:tcPr>
-          <w:p>
-            <w:r>
-              <w:t>🟡 needs costed plan</w:t>
-            </w:r>
-          </w:p>
-        </w:tc>
-      </w:tr>
-      <w:tr>
-        <w:tc>
-          <w:tcPr>
-            <w:tcW w:type="dxa" w:w="2880"/>
-          </w:tcPr>
-          <w:p>
-            <w:r>
-              <w:t>26</w:t>
-            </w:r>
-          </w:p>
-        </w:tc>
-        <w:tc>
-          <w:tcPr>
-            <w:tcW w:type="dxa" w:w="2880"/>
-          </w:tcPr>
-          <w:p>
-            <w:r>
-              <w:t>Company Valuation Strategy</w:t>
-            </w:r>
-          </w:p>
-        </w:tc>
-        <w:tc>
-          <w:tcPr>
-            <w:tcW w:type="dxa" w:w="2880"/>
-          </w:tcPr>
-          <w:p>
-            <w:r>
-              <w:t>🟡 needs valuation model</w:t>
-            </w:r>
-          </w:p>
-        </w:tc>
-      </w:tr>
-      <w:tr>
-        <w:tc>
-          <w:tcPr>
-            <w:tcW w:type="dxa" w:w="2880"/>
-          </w:tcPr>
-          <w:p>
-            <w:r>
-              <w:t>27</w:t>
-            </w:r>
-          </w:p>
-        </w:tc>
-        <w:tc>
-          <w:tcPr>
-            <w:tcW w:type="dxa" w:w="2880"/>
-          </w:tcPr>
-          <w:p>
-            <w:r>
-              <w:t>Investor DD (Key Q&amp;A) — Appendix A</w:t>
-            </w:r>
-          </w:p>
-        </w:tc>
-        <w:tc>
-          <w:tcPr>
-            <w:tcW w:type="dxa" w:w="2880"/>
-          </w:tcPr>
-          <w:p>
-            <w:r>
-              <w:t>✅ re: Bengaluru ed</w:t>
-            </w:r>
-          </w:p>
-        </w:tc>
-      </w:tr>
-      <w:tr>
-        <w:tc>
-          <w:tcPr>
-            <w:tcW w:type="dxa" w:w="2880"/>
-          </w:tcPr>
-          <w:p>
-            <w:r>
-              <w:t>28</w:t>
-            </w:r>
-          </w:p>
-        </w:tc>
-        <w:tc>
-          <w:tcPr>
-            <w:tcW w:type="dxa" w:w="2880"/>
-          </w:tcPr>
-          <w:p>
-            <w:r>
-              <w:t>Government Evaluation — Appendix B</w:t>
-            </w:r>
-          </w:p>
-        </w:tc>
-        <w:tc>
-          <w:tcPr>
-            <w:tcW w:type="dxa" w:w="2880"/>
-          </w:tcPr>
-          <w:p>
-            <w:r>
-              <w:t>✅ re: Bengaluru ed</w:t>
-            </w:r>
-          </w:p>
-        </w:tc>
-      </w:tr>
-      <w:tr>
-        <w:tc>
-          <w:tcPr>
-            <w:tcW w:type="dxa" w:w="2880"/>
-          </w:tcPr>
-          <w:p>
-            <w:r>
-              <w:t>29</w:t>
-            </w:r>
-          </w:p>
-        </w:tc>
-        <w:tc>
-          <w:tcPr>
-            <w:tcW w:type="dxa" w:w="2880"/>
-          </w:tcPr>
-          <w:p>
-            <w:r>
-              <w:t>Investment Ask &amp; Use of Funds</w:t>
-            </w:r>
-          </w:p>
-        </w:tc>
-        <w:tc>
-          <w:tcPr>
-            <w:tcW w:type="dxa" w:w="2880"/>
-          </w:tcPr>
-          <w:p>
-            <w:r>
-              <w:t>✅</w:t>
-            </w:r>
-          </w:p>
-        </w:tc>
-      </w:tr>
-      <w:tr>
-        <w:tc>
-          <w:tcPr>
-            <w:tcW w:type="dxa" w:w="2880"/>
-          </w:tcPr>
-          <w:p>
-            <w:r>
-              <w:t>30</w:t>
-            </w:r>
-          </w:p>
-        </w:tc>
-        <w:tc>
-          <w:tcPr>
-            <w:tcW w:type="dxa" w:w="2880"/>
-          </w:tcPr>
-          <w:p>
-            <w:r>
-              <w:t>Closing Vision &amp; Call to Action</w:t>
-            </w:r>
-          </w:p>
-        </w:tc>
-        <w:tc>
-          <w:tcPr>
-            <w:tcW w:type="dxa" w:w="2880"/>
-          </w:tcPr>
-          <w:p>
-            <w:r>
-              <w:t>✅</w:t>
+              <w:t>₹3 cr/yr+</w:t>
             </w:r>
           </w:p>
         </w:tc>
@@ -1065,347 +2760,8 @@
     </w:tbl>
     <w:p/>
     <w:p>
-      <w:pPr>
-        <w:pStyle w:val="Heading1"/>
-      </w:pPr>
       <w:r>
-        <w:rPr>
-          <w:color w:val="0F1B2D"/>
-          <w:sz w:val="36"/>
-        </w:rPr>
-        <w:t>2. Remaining Work by Category</w:t>
-      </w:r>
-    </w:p>
-    <w:p>
-      <w:pPr>
-        <w:pStyle w:val="Heading2"/>
-      </w:pPr>
-      <w:r>
-        <w:rPr>
-          <w:color w:val="B8860B"/>
-          <w:sz w:val="28"/>
-        </w:rPr>
-        <w:t>2.1 Market &amp; Sizing (pages 4, 16)</w:t>
-      </w:r>
-    </w:p>
-    <w:p>
-      <w:pPr>
-        <w:pStyle w:val="ListBullet"/>
-      </w:pPr>
-      <w:r>
-        <w:t>TAM/SAM/SOM model with sources — India AI vs Global (expected final: SAM ~$25B by 2030, SOM 1% share by Y5, frame from research)  ⬜</w:t>
-      </w:r>
-    </w:p>
-    <w:p>
-      <w:pPr>
-        <w:pStyle w:val="ListBullet"/>
-      </w:pPr>
-      <w:r>
-        <w:t>Datapoints: IndiaAI Mission GPU counts (34,000+), AI Kosh datasets, India GDP/IT spend, US-China-EU AI investment comparisons  ⬜</w:t>
-      </w:r>
-    </w:p>
-    <w:p>
-      <w:pPr>
-        <w:pStyle w:val="ListBullet"/>
-      </w:pPr>
-      <w:r>
-        <w:t>Vertical sizing for healthcare/education/agriculture/defence/government  ⬜</w:t>
-      </w:r>
-    </w:p>
-    <w:p>
-      <w:pPr>
-        <w:pStyle w:val="Heading2"/>
-      </w:pPr>
-      <w:r>
-        <w:rPr>
-          <w:color w:val="B8860B"/>
-          <w:sz w:val="28"/>
-        </w:rPr>
-        <w:t>2.2 Competitive Landscape (page 14)</w:t>
-      </w:r>
-    </w:p>
-    <w:p>
-      <w:pPr>
-        <w:pStyle w:val="ListBullet"/>
-      </w:pPr>
-      <w:r>
-        <w:t>Feature matrix: SIA vs OpenAI/Anthropic/Google vs Indian labs  ⬜</w:t>
-      </w:r>
-    </w:p>
-    <w:p>
-      <w:pPr>
-        <w:pStyle w:val="ListBullet"/>
-      </w:pPr>
-      <w:r>
-        <w:t>Positioning table: cloud-locked vs on-device vs sovereign  ⬜</w:t>
-      </w:r>
-    </w:p>
-    <w:p>
-      <w:pPr>
-        <w:pStyle w:val="ListBullet"/>
-      </w:pPr>
-      <w:r>
-        <w:t>Evidence: benchmark reports, analyst notes, news clips  ⬜</w:t>
-      </w:r>
-    </w:p>
-    <w:p>
-      <w:pPr>
-        <w:pStyle w:val="Heading2"/>
-      </w:pPr>
-      <w:r>
-        <w:rPr>
-          <w:color w:val="B8860B"/>
-          <w:sz w:val="28"/>
-        </w:rPr>
-        <w:t>2.3 Financial Model (page 19)</w:t>
-      </w:r>
-    </w:p>
-    <w:p>
-      <w:pPr>
-        <w:pStyle w:val="ListBullet"/>
-      </w:pPr>
-      <w:r>
-        <w:t>3-statement model (Revenue, EBITDA, Cash Flow) 2026–2036  ⬜</w:t>
-      </w:r>
-    </w:p>
-    <w:p>
-      <w:pPr>
-        <w:pStyle w:val="ListBullet"/>
-      </w:pPr>
-      <w:r>
-        <w:t>Unit economics transparency: CAC/LTV/churn/figures  ⬜</w:t>
-      </w:r>
-    </w:p>
-    <w:p>
-      <w:pPr>
-        <w:pStyle w:val="ListBullet"/>
-      </w:pPr>
-      <w:r>
-        <w:t>Sensitivity scenarios: base/bull/bear  ⬜</w:t>
-      </w:r>
-    </w:p>
-    <w:p>
-      <w:pPr>
-        <w:pStyle w:val="Heading2"/>
-      </w:pPr>
-      <w:r>
-        <w:rPr>
-          <w:color w:val="B8860B"/>
-          <w:sz w:val="28"/>
-        </w:rPr>
-        <w:t>2.4 Technical Architecture (page 12)</w:t>
-      </w:r>
-    </w:p>
-    <w:p>
-      <w:pPr>
-        <w:pStyle w:val="ListBullet"/>
-      </w:pPr>
-      <w:r>
-        <w:t>5-Layer stack diagram (clean, investor-grade)  ⬜</w:t>
-      </w:r>
-    </w:p>
-    <w:p>
-      <w:pPr>
-        <w:pStyle w:val="ListBullet"/>
-      </w:pPr>
-      <w:r>
-        <w:t>SIA model family diagram (Nano → Cloud)  ⬜</w:t>
-      </w:r>
-    </w:p>
-    <w:p>
-      <w:pPr>
-        <w:pStyle w:val="ListBullet"/>
-      </w:pPr>
-      <w:r>
-        <w:t>Data flow / memory architecture / agent loop diagrams  ⬜</w:t>
-      </w:r>
-    </w:p>
-    <w:p>
-      <w:pPr>
-        <w:pStyle w:val="Heading2"/>
-      </w:pPr>
-      <w:r>
-        <w:rPr>
-          <w:color w:val="B8860B"/>
-          <w:sz w:val="28"/>
-        </w:rPr>
-        <w:t>2.5 GTM &amp; Channels (page 18)</w:t>
-      </w:r>
-    </w:p>
-    <w:p>
-      <w:pPr>
-        <w:pStyle w:val="ListBullet"/>
-      </w:pPr>
-      <w:r>
-        <w:t>Channel plan: developer community, SDK, enterprise pilots, gov contracts  ⬜</w:t>
-      </w:r>
-    </w:p>
-    <w:p>
-      <w:pPr>
-        <w:pStyle w:val="ListBullet"/>
-      </w:pPr>
-      <w:r>
-        <w:t>Pricing packaging per tier (SIA Edge/Pro/Cloud)  ⬜</w:t>
-      </w:r>
-    </w:p>
-    <w:p>
-      <w:pPr>
-        <w:pStyle w:val="ListBullet"/>
-      </w:pPr>
-      <w:r>
-        <w:t>Pilot pipeline template: 5 target enterprises in Y1  ⬜</w:t>
-      </w:r>
-    </w:p>
-    <w:p>
-      <w:pPr>
-        <w:pStyle w:val="Heading2"/>
-      </w:pPr>
-      <w:r>
-        <w:rPr>
-          <w:color w:val="B8860B"/>
-          <w:sz w:val="28"/>
-        </w:rPr>
-        <w:t>2.6 Team (page 25)</w:t>
-      </w:r>
-    </w:p>
-    <w:p>
-      <w:pPr>
-        <w:pStyle w:val="ListBullet"/>
-      </w:pPr>
-      <w:r>
-        <w:t>Hiring plan with costs per year  ⬜</w:t>
-      </w:r>
-    </w:p>
-    <w:p>
-      <w:pPr>
-        <w:pStyle w:val="ListBullet"/>
-      </w:pPr>
-      <w:r>
-        <w:t>Founder bio / past work (ASTRO, ALICE)  ⬜</w:t>
-      </w:r>
-    </w:p>
-    <w:p>
-      <w:pPr>
-        <w:pStyle w:val="ListBullet"/>
-      </w:pPr>
-      <w:r>
-        <w:t>Advisory board candidates  ⬜</w:t>
-      </w:r>
-    </w:p>
-    <w:p>
-      <w:pPr>
-        <w:pStyle w:val="Heading2"/>
-      </w:pPr>
-      <w:r>
-        <w:rPr>
-          <w:color w:val="B8860B"/>
-          <w:sz w:val="28"/>
-        </w:rPr>
-        <w:t>2.7 Valuation (page 26)</w:t>
-      </w:r>
-    </w:p>
-    <w:p>
-      <w:pPr>
-        <w:pStyle w:val="ListBullet"/>
-      </w:pPr>
-      <w:r>
-        <w:t>DCF + comparables + VC-method valuation model  ⬜</w:t>
-      </w:r>
-    </w:p>
-    <w:p>
-      <w:pPr>
-        <w:pStyle w:val="ListBullet"/>
-      </w:pPr>
-      <w:r>
-        <w:t>Cap-table &amp; dilution timeline for each funding stage  ⬜</w:t>
-      </w:r>
-    </w:p>
-    <w:p>
-      <w:pPr>
-        <w:pStyle w:val="Heading2"/>
-      </w:pPr>
-      <w:r>
-        <w:rPr>
-          <w:color w:val="B8860B"/>
-          <w:sz w:val="28"/>
-        </w:rPr>
-        <w:t>2.8 Governance, Legal &amp; Tax (backend)</w:t>
-      </w:r>
-    </w:p>
-    <w:p>
-      <w:pPr>
-        <w:pStyle w:val="ListBullet"/>
-      </w:pPr>
-      <w:r>
-        <w:t>Register provider: Bengaluru Pvt Ltd  ✅ (filing in progress)</w:t>
-      </w:r>
-    </w:p>
-    <w:p>
-      <w:pPr>
-        <w:pStyle w:val="ListBullet"/>
-      </w:pPr>
-      <w:r>
-        <w:t>DPIIT/Startup India registration (gates IndiaAI/SAMRIDH/TIDE 2.0)  ⬜</w:t>
-      </w:r>
-    </w:p>
-    <w:p>
-      <w:pPr>
-        <w:pStyle w:val="ListBullet"/>
-      </w:pPr>
-      <w:r>
-        <w:t>GST registration on first revenue  ⬜</w:t>
-      </w:r>
-    </w:p>
-    <w:p>
-      <w:pPr>
-        <w:pStyle w:val="Heading2"/>
-      </w:pPr>
-      <w:r>
-        <w:rPr>
-          <w:color w:val="B8860B"/>
-          <w:sz w:val="28"/>
-        </w:rPr>
-        <w:t>2.9 Investor / Gov Attachments</w:t>
-      </w:r>
-    </w:p>
-    <w:p>
-      <w:pPr>
-        <w:pStyle w:val="ListBullet"/>
-      </w:pPr>
-      <w:r>
-        <w:t>Appendix A — full due diligence Q&amp;A  ✅ re: Bengaluru</w:t>
-      </w:r>
-    </w:p>
-    <w:p>
-      <w:pPr>
-        <w:pStyle w:val="ListBullet"/>
-      </w:pPr>
-      <w:r>
-        <w:t>Appendix B — government evaluation  ✅ re: Bengaluru</w:t>
-      </w:r>
-    </w:p>
-    <w:p>
-      <w:pPr>
-        <w:pStyle w:val="ListBullet"/>
-      </w:pPr>
-      <w:r>
-        <w:t>Government funding matrix (8+ programs)  ✅</w:t>
-      </w:r>
-    </w:p>
-    <w:p>
-      <w:pPr>
-        <w:pStyle w:val="ListBullet"/>
-      </w:pPr>
-      <w:r>
-        <w:t>Pitch deck (10-slide SIA_AI_PITCH_DECK.pptx)  ✅</w:t>
-      </w:r>
-    </w:p>
-    <w:p>
-      <w:pPr>
-        <w:pStyle w:val="ListBullet"/>
-      </w:pPr>
-      <w:r>
-        <w:t>TIDE 2.0 application dossier  ✅ (04_TIDE2_DOSSIER)</w:t>
+        <w:t>Advisory candidates [TODO]: ex-IndiaAI/MeitY leader; ex-Cloud provider exec; academic in NLP/edge computing.</w:t>
       </w:r>
     </w:p>
     <w:p>
@@ -1417,288 +2773,12 @@
           <w:color w:val="0F1B2D"/>
           <w:sz w:val="36"/>
         </w:rPr>
-        <w:t>3. Prioritisation (What Unblocks What)</w:t>
+        <w:t>8. Valuation Strategy — Outline</w:t>
       </w:r>
     </w:p>
-    <w:tbl>
-      <w:tblPr>
-        <w:tblStyle w:val="LightGrid-Accent1"/>
-        <w:tblW w:type="auto" w:w="0"/>
-        <w:tblLook w:firstColumn="1" w:firstRow="1" w:lastColumn="0" w:lastRow="0" w:noHBand="0" w:noVBand="1" w:val="04A0"/>
-      </w:tblPr>
-      <w:tblGrid>
-        <w:gridCol w:w="2880"/>
-        <w:gridCol w:w="2880"/>
-        <w:gridCol w:w="2880"/>
-      </w:tblGrid>
-      <w:tr>
-        <w:tc>
-          <w:tcPr>
-            <w:tcW w:type="dxa" w:w="2880"/>
-          </w:tcPr>
-          <w:p>
-            <w:r>
-              <w:t>Priority</w:t>
-            </w:r>
-          </w:p>
-        </w:tc>
-        <w:tc>
-          <w:tcPr>
-            <w:tcW w:type="dxa" w:w="2880"/>
-          </w:tcPr>
-          <w:p>
-            <w:r>
-              <w:t>Deliverable</w:t>
-            </w:r>
-          </w:p>
-        </w:tc>
-        <w:tc>
-          <w:tcPr>
-            <w:tcW w:type="dxa" w:w="2880"/>
-          </w:tcPr>
-          <w:p>
-            <w:r>
-              <w:t>Why it matters</w:t>
-            </w:r>
-          </w:p>
-        </w:tc>
-      </w:tr>
-      <w:tr>
-        <w:tc>
-          <w:tcPr>
-            <w:tcW w:type="dxa" w:w="2880"/>
-          </w:tcPr>
-          <w:p>
-            <w:r>
-              <w:t>1</w:t>
-            </w:r>
-          </w:p>
-        </w:tc>
-        <w:tc>
-          <w:tcPr>
-            <w:tcW w:type="dxa" w:w="2880"/>
-          </w:tcPr>
-          <w:p>
-            <w:r>
-              <w:t>TAM/SAM/SOM + financial model</w:t>
-            </w:r>
-          </w:p>
-        </w:tc>
-        <w:tc>
-          <w:tcPr>
-            <w:tcW w:type="dxa" w:w="2880"/>
-          </w:tcPr>
-          <w:p>
-            <w:r>
-              <w:t>Every investor asks; without it, valuation (page 26) is empty</w:t>
-            </w:r>
-          </w:p>
-        </w:tc>
-      </w:tr>
-      <w:tr>
-        <w:tc>
-          <w:tcPr>
-            <w:tcW w:type="dxa" w:w="2880"/>
-          </w:tcPr>
-          <w:p>
-            <w:r>
-              <w:t>2</w:t>
-            </w:r>
-          </w:p>
-        </w:tc>
-        <w:tc>
-          <w:tcPr>
-            <w:tcW w:type="dxa" w:w="2880"/>
-          </w:tcPr>
-          <w:p>
-            <w:r>
-              <w:t>Register + DPIIT numbers</w:t>
-            </w:r>
-          </w:p>
-        </w:tc>
-        <w:tc>
-          <w:tcPr>
-            <w:tcW w:type="dxa" w:w="2880"/>
-          </w:tcPr>
-          <w:p>
-            <w:r>
-              <w:t>Gates government programs (TIDE 2.0/SAMRIDH/IndiaAI)</w:t>
-            </w:r>
-          </w:p>
-        </w:tc>
-      </w:tr>
-      <w:tr>
-        <w:tc>
-          <w:tcPr>
-            <w:tcW w:type="dxa" w:w="2880"/>
-          </w:tcPr>
-          <w:p>
-            <w:r>
-              <w:t>3</w:t>
-            </w:r>
-          </w:p>
-        </w:tc>
-        <w:tc>
-          <w:tcPr>
-            <w:tcW w:type="dxa" w:w="2880"/>
-          </w:tcPr>
-          <w:p>
-            <w:r>
-              <w:t>Architecture diagrams (5-layer + model family)</w:t>
-            </w:r>
-          </w:p>
-        </w:tc>
-        <w:tc>
-          <w:tcPr>
-            <w:tcW w:type="dxa" w:w="2880"/>
-          </w:tcPr>
-          <w:p>
-            <w:r>
-              <w:t>Makes the technical story memorable</w:t>
-            </w:r>
-          </w:p>
-        </w:tc>
-      </w:tr>
-      <w:tr>
-        <w:tc>
-          <w:tcPr>
-            <w:tcW w:type="dxa" w:w="2880"/>
-          </w:tcPr>
-          <w:p>
-            <w:r>
-              <w:t>4</w:t>
-            </w:r>
-          </w:p>
-        </w:tc>
-        <w:tc>
-          <w:tcPr>
-            <w:tcW w:type="dxa" w:w="2880"/>
-          </w:tcPr>
-          <w:p>
-            <w:r>
-              <w:t>Competitive matrix + evidence</w:t>
-            </w:r>
-          </w:p>
-        </w:tc>
-        <w:tc>
-          <w:tcPr>
-            <w:tcW w:type="dxa" w:w="2880"/>
-          </w:tcPr>
-          <w:p>
-            <w:r>
-              <w:t>Substantiates the moat claim</w:t>
-            </w:r>
-          </w:p>
-        </w:tc>
-      </w:tr>
-      <w:tr>
-        <w:tc>
-          <w:tcPr>
-            <w:tcW w:type="dxa" w:w="2880"/>
-          </w:tcPr>
-          <w:p>
-            <w:r>
-              <w:t>5</w:t>
-            </w:r>
-          </w:p>
-        </w:tc>
-        <w:tc>
-          <w:tcPr>
-            <w:tcW w:type="dxa" w:w="2880"/>
-          </w:tcPr>
-          <w:p>
-            <w:r>
-              <w:t>GTM channel plan + pricing</w:t>
-            </w:r>
-          </w:p>
-        </w:tc>
-        <w:tc>
-          <w:tcPr>
-            <w:tcW w:type="dxa" w:w="2880"/>
-          </w:tcPr>
-          <w:p>
-            <w:r>
-              <w:t>Shows repeatability behind revenue</w:t>
-            </w:r>
-          </w:p>
-        </w:tc>
-      </w:tr>
-      <w:tr>
-        <w:tc>
-          <w:tcPr>
-            <w:tcW w:type="dxa" w:w="2880"/>
-          </w:tcPr>
-          <w:p>
-            <w:r>
-              <w:t>6</w:t>
-            </w:r>
-          </w:p>
-        </w:tc>
-        <w:tc>
-          <w:tcPr>
-            <w:tcW w:type="dxa" w:w="2880"/>
-          </w:tcPr>
-          <w:p>
-            <w:r>
-              <w:t>Hiring plan + advisory candidates</w:t>
-            </w:r>
-          </w:p>
-        </w:tc>
-        <w:tc>
-          <w:tcPr>
-            <w:tcW w:type="dxa" w:w="2880"/>
-          </w:tcPr>
-          <w:p>
-            <w:r>
-              <w:t>Team credibility beyond founder</w:t>
-            </w:r>
-          </w:p>
-        </w:tc>
-      </w:tr>
-      <w:tr>
-        <w:tc>
-          <w:tcPr>
-            <w:tcW w:type="dxa" w:w="2880"/>
-          </w:tcPr>
-          <w:p>
-            <w:r>
-              <w:t>7</w:t>
-            </w:r>
-          </w:p>
-        </w:tc>
-        <w:tc>
-          <w:tcPr>
-            <w:tcW w:type="dxa" w:w="2880"/>
-          </w:tcPr>
-          <w:p>
-            <w:r>
-              <w:t>Valuation model + sensitivity</w:t>
-            </w:r>
-          </w:p>
-        </w:tc>
-        <w:tc>
-          <w:tcPr>
-            <w:tcW w:type="dxa" w:w="2880"/>
-          </w:tcPr>
-          <w:p>
-            <w:r>
-              <w:t>Sets the round range</w:t>
-            </w:r>
-          </w:p>
-        </w:tc>
-      </w:tr>
-    </w:tbl>
-    <w:p/>
     <w:p>
-      <w:pPr>
-        <w:pStyle w:val="Heading1"/>
-      </w:pPr>
       <w:r>
-        <w:rPr>
-          <w:color w:val="0F1B2D"/>
-          <w:sz w:val="36"/>
-        </w:rPr>
-        <w:t>4. How This Gets Done</w:t>
+        <w:t>Approach: not revenue multiple alone; blend:</w:t>
       </w:r>
     </w:p>
     <w:p>
@@ -1706,7 +2786,7 @@
         <w:pStyle w:val="ListBullet"/>
       </w:pPr>
       <w:r>
-        <w:t>Owner: founder (AI scope) with Hermes agent support on research, financial modelling, diagrams, and drafting</w:t>
+        <w:t>DCF on long-horizon (PhD-mission), discounting risk with phase-gated milestones</w:t>
       </w:r>
     </w:p>
     <w:p>
@@ -1714,7 +2794,7 @@
         <w:pStyle w:val="ListBullet"/>
       </w:pPr>
       <w:r>
-        <w:t>Inputs: research docs (DD PDF, TRINITY starter, 02_GRANTS_TRACKER), SIA repo (code + demos), market news (daily cron briefs)</w:t>
+        <w:t>Comparables: AI infra (CoreWeave, Groq), applied AI (Palantir-like; Indian AI startups)</w:t>
       </w:r>
     </w:p>
     <w:p>
@@ -1722,15 +2802,17 @@
         <w:pStyle w:val="ListBullet"/>
       </w:pPr>
       <w:r>
-        <w:t>Deliverable: docs in outputs/goc/, generated by Python (python-docx), committed to GitHub on every completion</w:t>
+        <w:t>Precedent transactions + VC method (pre-money dilution assumptions)</w:t>
       </w:r>
     </w:p>
     <w:p>
-      <w:pPr>
-        <w:pStyle w:val="ListBullet"/>
-      </w:pPr>
       <w:r>
-        <w:t>Verification: each section lands in the master DOCX (build_trinity_report.py) with a rebuild; page count tracked</w:t>
+        <w:t>Valuation levers: signed gov contracts, GPUs deployed, model quality evals (≥95% tool-accurate), patents granted.</w:t>
+      </w:r>
+    </w:p>
+    <w:p>
+      <w:r>
+        <w:t>[TODO]: full 3-scenario valuation with cap table dilution waterfall once DPIIT + first pilot are real.</w:t>
       </w:r>
     </w:p>
     <w:p>
@@ -1742,7 +2824,7 @@
           <w:color w:val="0F1B2D"/>
           <w:sz w:val="36"/>
         </w:rPr>
-        <w:t>5. Acceptance Criteria (30-page done)</w:t>
+        <w:t>9. Governance, Legal &amp; Tax — Status</w:t>
       </w:r>
     </w:p>
     <w:p>
@@ -1750,7 +2832,7 @@
         <w:pStyle w:val="ListBullet"/>
       </w:pPr>
       <w:r>
-        <w:t>All 30 pages present with real content (no placeholders)</w:t>
+        <w:t>[VERIFIED] India Pvt Ltd via SPICe+; Bengaluru registered office; DSC from Sify/e-Mudhra (~₹2k)</w:t>
       </w:r>
     </w:p>
     <w:p>
@@ -1758,7 +2840,7 @@
         <w:pStyle w:val="ListBullet"/>
       </w:pPr>
       <w:r>
-        <w:t>TAM/SAM/SOM with named sources</w:t>
+        <w:t>[TODO founder] PAN/Aadhaar are with Founder private folder; executed filings await founder action</w:t>
       </w:r>
     </w:p>
     <w:p>
@@ -1766,7 +2848,7 @@
         <w:pStyle w:val="ListBullet"/>
       </w:pPr>
       <w:r>
-        <w:t>Financial model with 3 statements + unit economics</w:t>
+        <w:t>DPIIT/Startup India certification (gates TIDE 2.0/SAMRIDH/IndiaAI)</w:t>
       </w:r>
     </w:p>
     <w:p>
@@ -1774,7 +2856,7 @@
         <w:pStyle w:val="ListBullet"/>
       </w:pPr>
       <w:r>
-        <w:t>Competitive landscape with evidence</w:t>
+        <w:t>GST on first revenue; trademark 'SIA' (class 9 + 42)</w:t>
       </w:r>
     </w:p>
     <w:p>
@@ -1782,7 +2864,19 @@
         <w:pStyle w:val="ListBullet"/>
       </w:pPr>
       <w:r>
-        <w:t>GTM plan + pricing</w:t>
+        <w:t>DPDP readiness; employment/IP/NDA templates before first non-founder hire</w:t>
+      </w:r>
+    </w:p>
+    <w:p>
+      <w:pPr>
+        <w:pStyle w:val="Heading1"/>
+      </w:pPr>
+      <w:r>
+        <w:rPr>
+          <w:color w:val="0F1B2D"/>
+          <w:sz w:val="36"/>
+        </w:rPr>
+        <w:t>10. Acceptance Criteria &amp; Next Actions</w:t>
       </w:r>
     </w:p>
     <w:p>
@@ -1790,7 +2884,7 @@
         <w:pStyle w:val="ListBullet"/>
       </w:pPr>
       <w:r>
-        <w:t>Hiring plan + budget</w:t>
+        <w:t>TAM/SAM/SOM above with named sources (sources: IndiaAI mission counts, per-analyst India AI, edge devices India)</w:t>
       </w:r>
     </w:p>
     <w:p>
@@ -1798,7 +2892,7 @@
         <w:pStyle w:val="ListBullet"/>
       </w:pPr>
       <w:r>
-        <w:t>Valuation + cap-table scenarios</w:t>
+        <w:t>Financial model: 3-statement full build (Python xlsx builder) — next task</w:t>
       </w:r>
     </w:p>
     <w:p>
@@ -1806,7 +2900,7 @@
         <w:pStyle w:val="ListBullet"/>
       </w:pPr>
       <w:r>
-        <w:t>Appendices A–C complete and Bengaluru-consistent</w:t>
+        <w:t>Architecture diagrams: 3 scripted diagrams (SVG) produced</w:t>
       </w:r>
     </w:p>
     <w:p>
@@ -1814,7 +2908,28 @@
         <w:pStyle w:val="ListBullet"/>
       </w:pPr>
       <w:r>
-        <w:t>Total pages 30 ± 2; readable as a strategy-consulting-style document</w:t>
+        <w:t>Competitive matrix and pricing validated with founder</w:t>
+      </w:r>
+    </w:p>
+    <w:p>
+      <w:pPr>
+        <w:pStyle w:val="ListBullet"/>
+      </w:pPr>
+      <w:r>
+        <w:t>Valuation model + cap table after first signals</w:t>
+      </w:r>
+    </w:p>
+    <w:p>
+      <w:pPr>
+        <w:pStyle w:val="ListBullet"/>
+      </w:pPr>
+      <w:r>
+        <w:t>Rebuild master 30-page DOCX (build_trinity_report.py) and verify page count ≈ 30</w:t>
+      </w:r>
+    </w:p>
+    <w:p>
+      <w:r>
+        <w:t>Done when: master report 30 pages ±2, all sections real, sources cited, Bengaluru-consistent.</w:t>
       </w:r>
     </w:p>
     <w:sectPr>
